--- a/docs/论文/新版论文.docx
+++ b/docs/论文/新版论文.docx
@@ -5749,8 +5749,8 @@
       <w:pPr>
         <w:pStyle w:val="2"/>
       </w:pPr>
-      <w:bookmarkStart w:id="0" w:name="_Toc2755"/>
-      <w:bookmarkStart w:id="1" w:name="_Toc216114463"/>
+      <w:bookmarkStart w:id="0" w:name="_Toc216114463"/>
+      <w:bookmarkStart w:id="1" w:name="_Toc2755"/>
       <w:r>
         <w:rPr>
           <w:rFonts w:hint="eastAsia"/>
@@ -5937,8 +5937,8 @@
           <w:bCs/>
         </w:rPr>
       </w:pPr>
-      <w:bookmarkStart w:id="2" w:name="_Toc216114464"/>
-      <w:bookmarkStart w:id="3" w:name="_Toc17973"/>
+      <w:bookmarkStart w:id="2" w:name="_Toc17973"/>
+      <w:bookmarkStart w:id="3" w:name="_Toc216114464"/>
       <w:r>
         <w:rPr>
           <w:rFonts w:hint="eastAsia"/>
@@ -8992,39 +8992,39 @@
         </w:rPr>
         <w:t>本章将对支撑本研究的核心理论与技术进行详尽的梳理与分析，为自动标注工作流和分类模型奠定理论基石。</w:t>
       </w:r>
-      <w:bookmarkStart w:id="22" w:name="_Toc216116676"/>
+      <w:bookmarkStart w:id="22" w:name="_Toc216116605"/>
       <w:bookmarkEnd w:id="22"/>
-      <w:bookmarkStart w:id="23" w:name="_Toc216116605"/>
+      <w:bookmarkStart w:id="23" w:name="_Toc216116676"/>
       <w:bookmarkEnd w:id="23"/>
       <w:bookmarkStart w:id="24" w:name="_Toc216117034"/>
       <w:bookmarkEnd w:id="24"/>
-      <w:bookmarkStart w:id="25" w:name="_Toc216117035"/>
+      <w:bookmarkStart w:id="25" w:name="_Toc216114471"/>
       <w:bookmarkEnd w:id="25"/>
-      <w:bookmarkStart w:id="26" w:name="_Toc216114471"/>
+      <w:bookmarkStart w:id="26" w:name="_Toc216115341"/>
       <w:bookmarkEnd w:id="26"/>
-      <w:bookmarkStart w:id="27" w:name="_Toc216115341"/>
+      <w:bookmarkStart w:id="27" w:name="_Toc216115271"/>
       <w:bookmarkEnd w:id="27"/>
-      <w:bookmarkStart w:id="28" w:name="_Toc216116677"/>
+      <w:bookmarkStart w:id="28" w:name="_Toc216114472"/>
       <w:bookmarkEnd w:id="28"/>
-      <w:bookmarkStart w:id="29" w:name="_Toc216115272"/>
+      <w:bookmarkStart w:id="29" w:name="_Toc216116604"/>
       <w:bookmarkEnd w:id="29"/>
-      <w:bookmarkStart w:id="30" w:name="_Toc216115340"/>
+      <w:bookmarkStart w:id="30" w:name="_Toc216116677"/>
       <w:bookmarkEnd w:id="30"/>
-      <w:bookmarkStart w:id="31" w:name="_Toc216115271"/>
+      <w:bookmarkStart w:id="31" w:name="_Toc216114329"/>
       <w:bookmarkEnd w:id="31"/>
       <w:bookmarkStart w:id="32" w:name="_Toc216114330"/>
       <w:bookmarkEnd w:id="32"/>
-      <w:bookmarkStart w:id="33" w:name="_Toc216114329"/>
+      <w:bookmarkStart w:id="33" w:name="_Toc216114400"/>
       <w:bookmarkEnd w:id="33"/>
-      <w:bookmarkStart w:id="34" w:name="_Toc216114400"/>
+      <w:bookmarkStart w:id="34" w:name="_Toc216115272"/>
       <w:bookmarkEnd w:id="34"/>
-      <w:bookmarkStart w:id="35" w:name="_Toc216114631"/>
+      <w:bookmarkStart w:id="35" w:name="_Toc216117035"/>
       <w:bookmarkEnd w:id="35"/>
-      <w:bookmarkStart w:id="36" w:name="_Toc216114472"/>
+      <w:bookmarkStart w:id="36" w:name="_Toc216114631"/>
       <w:bookmarkEnd w:id="36"/>
-      <w:bookmarkStart w:id="37" w:name="_Toc216116604"/>
+      <w:bookmarkStart w:id="37" w:name="_Toc216114401"/>
       <w:bookmarkEnd w:id="37"/>
-      <w:bookmarkStart w:id="38" w:name="_Toc216114401"/>
+      <w:bookmarkStart w:id="38" w:name="_Toc216115340"/>
       <w:bookmarkEnd w:id="38"/>
       <w:bookmarkStart w:id="39" w:name="_Toc216114632"/>
       <w:bookmarkEnd w:id="39"/>
@@ -9427,12 +9427,6 @@
             <w:insideH w:val="none" w:color="auto" w:sz="0" w:space="0"/>
             <w:insideV w:val="none" w:color="auto" w:sz="0" w:space="0"/>
           </w:tblBorders>
-          <w:tblCellMar>
-            <w:top w:w="0" w:type="dxa"/>
-            <w:left w:w="108" w:type="dxa"/>
-            <w:bottom w:w="0" w:type="dxa"/>
-            <w:right w:w="108" w:type="dxa"/>
-          </w:tblCellMar>
         </w:tblPrEx>
         <w:tc>
           <w:tcPr>
@@ -11814,8 +11808,8 @@
           <w:tab w:val="clear" w:pos="420"/>
         </w:tabs>
       </w:pPr>
-      <w:bookmarkStart w:id="51" w:name="_Toc945"/>
-      <w:bookmarkStart w:id="52" w:name="_Toc216114479"/>
+      <w:bookmarkStart w:id="51" w:name="_Toc216114479"/>
+      <w:bookmarkStart w:id="52" w:name="_Toc945"/>
       <w:r>
         <w:rPr>
           <w:rFonts w:hint="eastAsia"/>
@@ -11911,8 +11905,8 @@
           <w:tab w:val="clear" w:pos="420"/>
         </w:tabs>
       </w:pPr>
-      <w:bookmarkStart w:id="53" w:name="_Toc9511"/>
-      <w:bookmarkStart w:id="54" w:name="_Toc216114481"/>
+      <w:bookmarkStart w:id="53" w:name="_Toc216114481"/>
+      <w:bookmarkStart w:id="54" w:name="_Toc9511"/>
       <w:r>
         <w:rPr>
           <w:rFonts w:hint="eastAsia"/>
@@ -12083,8 +12077,8 @@
           <w:tab w:val="clear" w:pos="420"/>
         </w:tabs>
       </w:pPr>
-      <w:bookmarkStart w:id="55" w:name="_Toc216114482"/>
-      <w:bookmarkStart w:id="56" w:name="_Toc17704"/>
+      <w:bookmarkStart w:id="55" w:name="_Toc17704"/>
+      <w:bookmarkStart w:id="56" w:name="_Toc216114482"/>
       <w:r>
         <w:t>XGBoost</w:t>
       </w:r>
@@ -14682,8 +14676,8 @@
           <w:tab w:val="clear" w:pos="420"/>
         </w:tabs>
       </w:pPr>
-      <w:bookmarkStart w:id="62" w:name="_Toc2212"/>
-      <w:bookmarkStart w:id="63" w:name="_Toc216114485"/>
+      <w:bookmarkStart w:id="62" w:name="_Toc216114485"/>
+      <w:bookmarkStart w:id="63" w:name="_Toc2212"/>
       <w:r>
         <w:t>Q</w:t>
       </w:r>
@@ -15099,41 +15093,41 @@
       </w:r>
       <w:bookmarkEnd w:id="66"/>
       <w:bookmarkEnd w:id="67"/>
-      <w:bookmarkStart w:id="68" w:name="_Toc216114490"/>
+      <w:bookmarkStart w:id="68" w:name="_Toc216115357"/>
       <w:bookmarkEnd w:id="68"/>
-      <w:bookmarkStart w:id="69" w:name="_Toc216114492"/>
+      <w:bookmarkStart w:id="69" w:name="_Toc216114421"/>
       <w:bookmarkEnd w:id="69"/>
-      <w:bookmarkStart w:id="70" w:name="_Toc216117056"/>
+      <w:bookmarkStart w:id="70" w:name="_Toc216116624"/>
       <w:bookmarkEnd w:id="70"/>
-      <w:bookmarkStart w:id="71" w:name="_Toc216114650"/>
+      <w:bookmarkStart w:id="71" w:name="_Toc216115288"/>
       <w:bookmarkEnd w:id="71"/>
-      <w:bookmarkStart w:id="72" w:name="_Toc216114421"/>
+      <w:bookmarkStart w:id="72" w:name="_Toc216114490"/>
       <w:bookmarkEnd w:id="72"/>
-      <w:bookmarkStart w:id="73" w:name="_Toc216115357"/>
+      <w:bookmarkStart w:id="73" w:name="_Toc216117056"/>
       <w:bookmarkEnd w:id="73"/>
-      <w:bookmarkStart w:id="74" w:name="_Toc216116624"/>
+      <w:bookmarkStart w:id="74" w:name="_Toc216114650"/>
       <w:bookmarkEnd w:id="74"/>
-      <w:bookmarkStart w:id="75" w:name="_Toc216115288"/>
+      <w:bookmarkStart w:id="75" w:name="_Toc216114492"/>
       <w:bookmarkEnd w:id="75"/>
-      <w:bookmarkStart w:id="76" w:name="_Toc216115290"/>
+      <w:bookmarkStart w:id="76" w:name="_Toc216114350"/>
       <w:bookmarkEnd w:id="76"/>
-      <w:bookmarkStart w:id="77" w:name="_Toc216114348"/>
+      <w:bookmarkStart w:id="77" w:name="_Toc216117054"/>
       <w:bookmarkEnd w:id="77"/>
-      <w:bookmarkStart w:id="78" w:name="_Toc216114350"/>
+      <w:bookmarkStart w:id="78" w:name="_Toc216116698"/>
       <w:bookmarkEnd w:id="78"/>
-      <w:bookmarkStart w:id="79" w:name="_Toc216117054"/>
+      <w:bookmarkStart w:id="79" w:name="_Toc216115290"/>
       <w:bookmarkEnd w:id="79"/>
-      <w:bookmarkStart w:id="80" w:name="_Toc216114419"/>
+      <w:bookmarkStart w:id="80" w:name="_Toc216116626"/>
       <w:bookmarkEnd w:id="80"/>
-      <w:bookmarkStart w:id="81" w:name="_Toc216115359"/>
+      <w:bookmarkStart w:id="81" w:name="_Toc216116696"/>
       <w:bookmarkEnd w:id="81"/>
-      <w:bookmarkStart w:id="82" w:name="_Toc216116626"/>
+      <w:bookmarkStart w:id="82" w:name="_Toc216115359"/>
       <w:bookmarkEnd w:id="82"/>
-      <w:bookmarkStart w:id="83" w:name="_Toc216114652"/>
+      <w:bookmarkStart w:id="83" w:name="_Toc216114348"/>
       <w:bookmarkEnd w:id="83"/>
-      <w:bookmarkStart w:id="84" w:name="_Toc216116698"/>
+      <w:bookmarkStart w:id="84" w:name="_Toc216114419"/>
       <w:bookmarkEnd w:id="84"/>
-      <w:bookmarkStart w:id="85" w:name="_Toc216116696"/>
+      <w:bookmarkStart w:id="85" w:name="_Toc216114652"/>
       <w:bookmarkEnd w:id="85"/>
     </w:p>
     <w:p>
@@ -15169,8 +15163,8 @@
           <w:tab w:val="clear" w:pos="420"/>
         </w:tabs>
       </w:pPr>
-      <w:bookmarkStart w:id="86" w:name="_Toc10785"/>
-      <w:bookmarkStart w:id="87" w:name="_Toc216114494"/>
+      <w:bookmarkStart w:id="86" w:name="_Toc216114494"/>
+      <w:bookmarkStart w:id="87" w:name="_Toc10785"/>
       <w:r>
         <w:rPr>
           <w:rFonts w:hint="eastAsia"/>
@@ -17402,9 +17396,9 @@
           <w:tab w:val="clear" w:pos="420"/>
         </w:tabs>
       </w:pPr>
-      <w:bookmarkStart w:id="91" w:name="_Toc216114498"/>
+      <w:bookmarkStart w:id="91" w:name="_Toc216114497"/>
       <w:bookmarkStart w:id="92" w:name="_Toc26368"/>
-      <w:bookmarkStart w:id="93" w:name="_Toc216114497"/>
+      <w:bookmarkStart w:id="93" w:name="_Toc216114498"/>
       <w:r>
         <w:rPr>
           <w:rFonts w:hint="eastAsia"/>
@@ -17670,12 +17664,6 @@
             <w:insideH w:val="single" w:color="auto" w:sz="4" w:space="0"/>
             <w:insideV w:val="single" w:color="auto" w:sz="4" w:space="0"/>
           </w:tblBorders>
-          <w:tblCellMar>
-            <w:top w:w="0" w:type="dxa"/>
-            <w:left w:w="108" w:type="dxa"/>
-            <w:bottom w:w="0" w:type="dxa"/>
-            <w:right w:w="108" w:type="dxa"/>
-          </w:tblCellMar>
         </w:tblPrEx>
         <w:tc>
           <w:tcPr>
@@ -31792,8 +31780,8 @@
           <w:tab w:val="clear" w:pos="420"/>
         </w:tabs>
       </w:pPr>
-      <w:bookmarkStart w:id="101" w:name="_Toc28219"/>
-      <w:bookmarkStart w:id="102" w:name="_Toc216114502"/>
+      <w:bookmarkStart w:id="101" w:name="_Toc216114502"/>
+      <w:bookmarkStart w:id="102" w:name="_Toc28219"/>
       <w:r>
         <w:rPr>
           <w:rFonts w:hint="eastAsia"/>
@@ -32413,8 +32401,8 @@
           <w:tab w:val="clear" w:pos="420"/>
         </w:tabs>
       </w:pPr>
-      <w:bookmarkStart w:id="103" w:name="_Toc11326"/>
-      <w:bookmarkStart w:id="104" w:name="_Toc216114503"/>
+      <w:bookmarkStart w:id="103" w:name="_Toc216114503"/>
+      <w:bookmarkStart w:id="104" w:name="_Toc11326"/>
       <w:r>
         <w:rPr>
           <w:rFonts w:hint="eastAsia"/>
@@ -33194,8 +33182,8 @@
           <w:tab w:val="clear" w:pos="420"/>
         </w:tabs>
       </w:pPr>
-      <w:bookmarkStart w:id="105" w:name="_Toc12562"/>
-      <w:bookmarkStart w:id="106" w:name="_Toc216114504"/>
+      <w:bookmarkStart w:id="105" w:name="_Toc216114504"/>
+      <w:bookmarkStart w:id="106" w:name="_Toc12562"/>
       <w:r>
         <w:rPr>
           <w:rFonts w:hint="eastAsia"/>
@@ -33424,8 +33412,8 @@
           <w:tab w:val="clear" w:pos="0"/>
         </w:tabs>
       </w:pPr>
-      <w:bookmarkStart w:id="107" w:name="_Toc8683"/>
-      <w:bookmarkStart w:id="108" w:name="_Toc216114506"/>
+      <w:bookmarkStart w:id="107" w:name="_Toc216114506"/>
+      <w:bookmarkStart w:id="108" w:name="_Toc8683"/>
       <w:r>
         <w:rPr>
           <w:rFonts w:hint="eastAsia"/>
@@ -33447,39 +33435,39 @@
       </w:r>
       <w:bookmarkStart w:id="109" w:name="_Toc216116716"/>
       <w:bookmarkEnd w:id="109"/>
-      <w:bookmarkStart w:id="110" w:name="_Toc216116644"/>
+      <w:bookmarkStart w:id="110" w:name="_Toc216114368"/>
       <w:bookmarkEnd w:id="110"/>
-      <w:bookmarkStart w:id="111" w:name="_Toc216114365"/>
+      <w:bookmarkStart w:id="111" w:name="_Toc216116641"/>
       <w:bookmarkEnd w:id="111"/>
-      <w:bookmarkStart w:id="112" w:name="_Toc216116641"/>
+      <w:bookmarkStart w:id="112" w:name="_Toc216116713"/>
       <w:bookmarkEnd w:id="112"/>
-      <w:bookmarkStart w:id="113" w:name="_Toc216114667"/>
+      <w:bookmarkStart w:id="113" w:name="_Toc216115305"/>
       <w:bookmarkEnd w:id="113"/>
-      <w:bookmarkStart w:id="114" w:name="_Toc216115374"/>
+      <w:bookmarkStart w:id="114" w:name="_Toc216117071"/>
       <w:bookmarkEnd w:id="114"/>
-      <w:bookmarkStart w:id="115" w:name="_Toc216114368"/>
+      <w:bookmarkStart w:id="115" w:name="_Toc216115374"/>
       <w:bookmarkEnd w:id="115"/>
-      <w:bookmarkStart w:id="116" w:name="_Toc216116713"/>
+      <w:bookmarkStart w:id="116" w:name="_Toc216116644"/>
       <w:bookmarkEnd w:id="116"/>
-      <w:bookmarkStart w:id="117" w:name="_Toc216117071"/>
+      <w:bookmarkStart w:id="117" w:name="_Toc216114365"/>
       <w:bookmarkEnd w:id="117"/>
-      <w:bookmarkStart w:id="118" w:name="_Toc216115305"/>
+      <w:bookmarkStart w:id="118" w:name="_Toc216114667"/>
       <w:bookmarkEnd w:id="118"/>
       <w:bookmarkStart w:id="119" w:name="_Toc216114439"/>
       <w:bookmarkEnd w:id="119"/>
-      <w:bookmarkStart w:id="120" w:name="_Toc216114670"/>
+      <w:bookmarkStart w:id="120" w:name="_Toc216115377"/>
       <w:bookmarkEnd w:id="120"/>
-      <w:bookmarkStart w:id="121" w:name="_Toc216115308"/>
+      <w:bookmarkStart w:id="121" w:name="_Toc216114507"/>
       <w:bookmarkEnd w:id="121"/>
-      <w:bookmarkStart w:id="122" w:name="_Toc216117074"/>
+      <w:bookmarkStart w:id="122" w:name="_Toc216114510"/>
       <w:bookmarkEnd w:id="122"/>
-      <w:bookmarkStart w:id="123" w:name="_Toc216114507"/>
+      <w:bookmarkStart w:id="123" w:name="_Toc216115308"/>
       <w:bookmarkEnd w:id="123"/>
-      <w:bookmarkStart w:id="124" w:name="_Toc216114510"/>
+      <w:bookmarkStart w:id="124" w:name="_Toc216114436"/>
       <w:bookmarkEnd w:id="124"/>
-      <w:bookmarkStart w:id="125" w:name="_Toc216114436"/>
+      <w:bookmarkStart w:id="125" w:name="_Toc216117074"/>
       <w:bookmarkEnd w:id="125"/>
-      <w:bookmarkStart w:id="126" w:name="_Toc216115377"/>
+      <w:bookmarkStart w:id="126" w:name="_Toc216114670"/>
       <w:bookmarkEnd w:id="126"/>
     </w:p>
     <w:p>
@@ -33493,8 +33481,8 @@
           <w:tab w:val="clear" w:pos="420"/>
         </w:tabs>
       </w:pPr>
-      <w:bookmarkStart w:id="127" w:name="_Toc216114512"/>
-      <w:bookmarkStart w:id="128" w:name="_Toc23954"/>
+      <w:bookmarkStart w:id="127" w:name="_Toc23954"/>
+      <w:bookmarkStart w:id="128" w:name="_Toc216114512"/>
       <w:r>
         <w:rPr>
           <w:rFonts w:hint="eastAsia"/>
@@ -39164,12 +39152,6 @@
             <w:insideH w:val="single" w:color="auto" w:sz="4" w:space="0"/>
             <w:insideV w:val="single" w:color="auto" w:sz="4" w:space="0"/>
           </w:tblBorders>
-          <w:tblCellMar>
-            <w:top w:w="0" w:type="dxa"/>
-            <w:left w:w="108" w:type="dxa"/>
-            <w:bottom w:w="0" w:type="dxa"/>
-            <w:right w:w="108" w:type="dxa"/>
-          </w:tblCellMar>
         </w:tblPrEx>
         <w:tc>
           <w:tcPr>
@@ -39559,8 +39541,8 @@
           <w:tab w:val="clear" w:pos="0"/>
         </w:tabs>
       </w:pPr>
-      <w:bookmarkStart w:id="140" w:name="_Toc216114520"/>
-      <w:bookmarkStart w:id="141" w:name="_Toc25956"/>
+      <w:bookmarkStart w:id="140" w:name="_Toc25956"/>
+      <w:bookmarkStart w:id="141" w:name="_Toc216114520"/>
       <w:r>
         <w:rPr>
           <w:rFonts w:hint="eastAsia"/>
@@ -39571,35 +39553,35 @@
       <w:bookmarkEnd w:id="141"/>
       <w:bookmarkStart w:id="142" w:name="_Toc216117085"/>
       <w:bookmarkEnd w:id="142"/>
-      <w:bookmarkStart w:id="143" w:name="_Toc216115319"/>
+      <w:bookmarkStart w:id="143" w:name="_Toc216116656"/>
       <w:bookmarkEnd w:id="143"/>
-      <w:bookmarkStart w:id="144" w:name="_Toc216114522"/>
+      <w:bookmarkStart w:id="144" w:name="_Toc216115320"/>
       <w:bookmarkEnd w:id="144"/>
-      <w:bookmarkStart w:id="145" w:name="_Toc216115320"/>
+      <w:bookmarkStart w:id="145" w:name="_Toc216116728"/>
       <w:bookmarkEnd w:id="145"/>
       <w:bookmarkStart w:id="146" w:name="_Toc216114682"/>
       <w:bookmarkEnd w:id="146"/>
-      <w:bookmarkStart w:id="147" w:name="_Toc216114521"/>
+      <w:bookmarkStart w:id="147" w:name="_Toc216116727"/>
       <w:bookmarkEnd w:id="147"/>
-      <w:bookmarkStart w:id="148" w:name="_Toc216114681"/>
+      <w:bookmarkStart w:id="148" w:name="_Toc216114522"/>
       <w:bookmarkEnd w:id="148"/>
-      <w:bookmarkStart w:id="149" w:name="_Toc216116728"/>
+      <w:bookmarkStart w:id="149" w:name="_Toc216114521"/>
       <w:bookmarkEnd w:id="149"/>
-      <w:bookmarkStart w:id="150" w:name="_Toc216117086"/>
+      <w:bookmarkStart w:id="150" w:name="_Toc216114681"/>
       <w:bookmarkEnd w:id="150"/>
-      <w:bookmarkStart w:id="151" w:name="_Toc216116727"/>
+      <w:bookmarkStart w:id="151" w:name="_Toc216117086"/>
       <w:bookmarkEnd w:id="151"/>
-      <w:bookmarkStart w:id="152" w:name="_Toc216116656"/>
+      <w:bookmarkStart w:id="152" w:name="_Toc216116655"/>
       <w:bookmarkEnd w:id="152"/>
-      <w:bookmarkStart w:id="153" w:name="_Toc216116655"/>
+      <w:bookmarkStart w:id="153" w:name="_Toc216114379"/>
       <w:bookmarkEnd w:id="153"/>
-      <w:bookmarkStart w:id="154" w:name="_Toc216114379"/>
+      <w:bookmarkStart w:id="154" w:name="_Toc216115319"/>
       <w:bookmarkEnd w:id="154"/>
       <w:bookmarkStart w:id="155" w:name="_Toc216115389"/>
       <w:bookmarkEnd w:id="155"/>
-      <w:bookmarkStart w:id="156" w:name="_Toc216114450"/>
+      <w:bookmarkStart w:id="156" w:name="_Toc216115388"/>
       <w:bookmarkEnd w:id="156"/>
-      <w:bookmarkStart w:id="157" w:name="_Toc216115388"/>
+      <w:bookmarkStart w:id="157" w:name="_Toc216114450"/>
       <w:bookmarkEnd w:id="157"/>
       <w:bookmarkStart w:id="158" w:name="_Toc216114380"/>
       <w:bookmarkEnd w:id="158"/>
@@ -39643,8 +39625,8 @@
           <w:tab w:val="clear" w:pos="420"/>
         </w:tabs>
       </w:pPr>
-      <w:bookmarkStart w:id="160" w:name="_Toc216114524"/>
-      <w:bookmarkStart w:id="161" w:name="_Toc27521"/>
+      <w:bookmarkStart w:id="160" w:name="_Toc27521"/>
+      <w:bookmarkStart w:id="161" w:name="_Toc216114524"/>
       <w:r>
         <w:rPr>
           <w:rFonts w:hint="eastAsia"/>
@@ -40045,6 +40027,7 @@
     </w:p>
     <w:tbl>
       <w:tblPr>
+        <w:tblStyle w:val="15"/>
         <w:tblW w:w="0" w:type="auto"/>
         <w:tblInd w:w="99" w:type="dxa"/>
         <w:tblBorders>
@@ -40055,7 +40038,7 @@
           <w:insideH w:val="none" w:color="auto" w:sz="0" w:space="0"/>
           <w:insideV w:val="none" w:color="auto" w:sz="0" w:space="0"/>
         </w:tblBorders>
-        <w:shd w:val="clear"/>
+        <w:shd w:val="clear" w:color="auto" w:fill="auto"/>
         <w:tblLayout w:type="autofit"/>
         <w:tblCellMar>
           <w:top w:w="0" w:type="dxa"/>
@@ -40078,7 +40061,7 @@
             <w:insideH w:val="none" w:color="auto" w:sz="0" w:space="0"/>
             <w:insideV w:val="none" w:color="auto" w:sz="0" w:space="0"/>
           </w:tblBorders>
-          <w:shd w:val="clear"/>
+          <w:shd w:val="clear" w:color="auto" w:fill="auto"/>
           <w:tblCellMar>
             <w:top w:w="0" w:type="dxa"/>
             <w:left w:w="108" w:type="dxa"/>
@@ -40163,7 +40146,7 @@
             <w:insideH w:val="none" w:color="auto" w:sz="0" w:space="0"/>
             <w:insideV w:val="none" w:color="auto" w:sz="0" w:space="0"/>
           </w:tblBorders>
-          <w:shd w:val="clear"/>
+          <w:shd w:val="clear" w:color="auto" w:fill="auto"/>
           <w:tblCellMar>
             <w:top w:w="0" w:type="dxa"/>
             <w:left w:w="108" w:type="dxa"/>
@@ -40223,6 +40206,74 @@
                 <w:lang w:val="en-US" w:eastAsia="zh-CN"/>
               </w:rPr>
               <w:t>模型预加载后，单条分类接口t95响应时间不超过3s</w:t>
+            </w:r>
+          </w:p>
+        </w:tc>
+      </w:tr>
+      <w:tr>
+        <w:tblPrEx>
+          <w:tblBorders>
+            <w:top w:val="single" w:color="auto" w:sz="8" w:space="0"/>
+            <w:left w:val="none" w:color="auto" w:sz="0" w:space="0"/>
+            <w:bottom w:val="single" w:color="auto" w:sz="8" w:space="0"/>
+            <w:right w:val="none" w:color="auto" w:sz="0" w:space="0"/>
+            <w:insideH w:val="none" w:color="auto" w:sz="0" w:space="0"/>
+            <w:insideV w:val="none" w:color="auto" w:sz="0" w:space="0"/>
+          </w:tblBorders>
+          <w:shd w:val="clear" w:color="auto" w:fill="auto"/>
+          <w:tblCellMar>
+            <w:top w:w="0" w:type="dxa"/>
+            <w:left w:w="108" w:type="dxa"/>
+            <w:bottom w:w="0" w:type="dxa"/>
+            <w:right w:w="108" w:type="dxa"/>
+          </w:tblCellMar>
+        </w:tblPrEx>
+        <w:trPr>
+          <w:trHeight w:val="471" w:hRule="atLeast"/>
+        </w:trPr>
+        <w:tc>
+          <w:tcPr>
+            <w:tcW w:w="1778" w:type="dxa"/>
+            <w:shd w:val="clear" w:color="auto" w:fill="FFFFFF"/>
+            <w:vAlign w:val="top"/>
+          </w:tcPr>
+          <w:p>
+            <w:pPr>
+              <w:pStyle w:val="26"/>
+              <w:bidi w:val="0"/>
+              <w:rPr>
+                <w:rFonts w:hint="default"/>
+              </w:rPr>
+            </w:pPr>
+            <w:r>
+              <w:rPr>
+                <w:rFonts w:hint="default"/>
+                <w:lang w:val="en-US" w:eastAsia="zh-CN"/>
+              </w:rPr>
+              <w:t>批量分类能力</w:t>
+            </w:r>
+          </w:p>
+        </w:tc>
+        <w:tc>
+          <w:tcPr>
+            <w:tcW w:w="6645" w:type="dxa"/>
+            <w:shd w:val="clear" w:color="auto" w:fill="FFFFFF"/>
+            <w:vAlign w:val="top"/>
+          </w:tcPr>
+          <w:p>
+            <w:pPr>
+              <w:pStyle w:val="26"/>
+              <w:bidi w:val="0"/>
+              <w:rPr>
+                <w:rFonts w:hint="default"/>
+              </w:rPr>
+            </w:pPr>
+            <w:r>
+              <w:rPr>
+                <w:rFonts w:hint="default"/>
+                <w:lang w:val="en-US" w:eastAsia="zh-CN"/>
+              </w:rPr>
+              <w:t>单次批量分类不超过50条，任务应在5min内完成</w:t>
             </w:r>
           </w:p>
         </w:tc>
@@ -40250,7 +40301,6 @@
         <w:tc>
           <w:tcPr>
             <w:tcW w:w="1778" w:type="dxa"/>
-            <w:tcBorders/>
             <w:shd w:val="clear" w:color="auto" w:fill="FFFFFF"/>
             <w:vAlign w:val="top"/>
           </w:tcPr>
@@ -40267,14 +40317,13 @@
                 <w:rFonts w:hint="default"/>
                 <w:lang w:val="en-US" w:eastAsia="zh-CN"/>
               </w:rPr>
-              <w:t>批量分类能力</w:t>
+              <w:t>历史查询与导出</w:t>
             </w:r>
           </w:p>
         </w:tc>
         <w:tc>
           <w:tcPr>
             <w:tcW w:w="6645" w:type="dxa"/>
-            <w:tcBorders/>
             <w:shd w:val="clear" w:color="auto" w:fill="FFFFFF"/>
             <w:vAlign w:val="top"/>
           </w:tcPr>
@@ -40291,7 +40340,75 @@
                 <w:rFonts w:hint="default"/>
                 <w:lang w:val="en-US" w:eastAsia="zh-CN"/>
               </w:rPr>
-              <w:t>单次批量分类不超过50条，任务应在5min内完成</w:t>
+              <w:t>常规筛选查询t95响应时间不超过2s；单次导出不超过200条</w:t>
+            </w:r>
+          </w:p>
+        </w:tc>
+      </w:tr>
+      <w:tr>
+        <w:tblPrEx>
+          <w:tblBorders>
+            <w:top w:val="single" w:color="auto" w:sz="8" w:space="0"/>
+            <w:left w:val="none" w:color="auto" w:sz="0" w:space="0"/>
+            <w:bottom w:val="single" w:color="auto" w:sz="8" w:space="0"/>
+            <w:right w:val="none" w:color="auto" w:sz="0" w:space="0"/>
+            <w:insideH w:val="none" w:color="auto" w:sz="0" w:space="0"/>
+            <w:insideV w:val="none" w:color="auto" w:sz="0" w:space="0"/>
+          </w:tblBorders>
+          <w:shd w:val="clear" w:color="auto" w:fill="auto"/>
+          <w:tblCellMar>
+            <w:top w:w="0" w:type="dxa"/>
+            <w:left w:w="108" w:type="dxa"/>
+            <w:bottom w:w="0" w:type="dxa"/>
+            <w:right w:w="108" w:type="dxa"/>
+          </w:tblCellMar>
+        </w:tblPrEx>
+        <w:trPr>
+          <w:trHeight w:val="471" w:hRule="atLeast"/>
+        </w:trPr>
+        <w:tc>
+          <w:tcPr>
+            <w:tcW w:w="1778" w:type="dxa"/>
+            <w:shd w:val="clear" w:color="auto" w:fill="FFFFFF"/>
+            <w:vAlign w:val="top"/>
+          </w:tcPr>
+          <w:p>
+            <w:pPr>
+              <w:pStyle w:val="26"/>
+              <w:bidi w:val="0"/>
+              <w:rPr>
+                <w:rFonts w:hint="default"/>
+              </w:rPr>
+            </w:pPr>
+            <w:r>
+              <w:rPr>
+                <w:rFonts w:hint="default"/>
+                <w:lang w:val="en-US" w:eastAsia="zh-CN"/>
+              </w:rPr>
+              <w:t>用户数据隔离</w:t>
+            </w:r>
+          </w:p>
+        </w:tc>
+        <w:tc>
+          <w:tcPr>
+            <w:tcW w:w="6645" w:type="dxa"/>
+            <w:shd w:val="clear" w:color="auto" w:fill="FFFFFF"/>
+            <w:vAlign w:val="top"/>
+          </w:tcPr>
+          <w:p>
+            <w:pPr>
+              <w:pStyle w:val="26"/>
+              <w:bidi w:val="0"/>
+              <w:rPr>
+                <w:rFonts w:hint="default"/>
+              </w:rPr>
+            </w:pPr>
+            <w:r>
+              <w:rPr>
+                <w:rFonts w:hint="default"/>
+                <w:lang w:val="en-US" w:eastAsia="zh-CN"/>
+              </w:rPr>
+              <w:t>历史记录、详情和导出接口均需校验Token，用户只能访问本人记录</w:t>
             </w:r>
           </w:p>
         </w:tc>
@@ -40319,7 +40436,6 @@
         <w:tc>
           <w:tcPr>
             <w:tcW w:w="1778" w:type="dxa"/>
-            <w:tcBorders/>
             <w:shd w:val="clear" w:color="auto" w:fill="FFFFFF"/>
             <w:vAlign w:val="top"/>
           </w:tcPr>
@@ -40336,152 +40452,13 @@
                 <w:rFonts w:hint="default"/>
                 <w:lang w:val="en-US" w:eastAsia="zh-CN"/>
               </w:rPr>
-              <w:t>历史查询与导出</w:t>
+              <w:t>异常处理</w:t>
             </w:r>
           </w:p>
         </w:tc>
         <w:tc>
           <w:tcPr>
             <w:tcW w:w="6645" w:type="dxa"/>
-            <w:tcBorders/>
-            <w:shd w:val="clear" w:color="auto" w:fill="FFFFFF"/>
-            <w:vAlign w:val="top"/>
-          </w:tcPr>
-          <w:p>
-            <w:pPr>
-              <w:pStyle w:val="26"/>
-              <w:bidi w:val="0"/>
-              <w:rPr>
-                <w:rFonts w:hint="default"/>
-              </w:rPr>
-            </w:pPr>
-            <w:r>
-              <w:rPr>
-                <w:rFonts w:hint="default"/>
-                <w:lang w:val="en-US" w:eastAsia="zh-CN"/>
-              </w:rPr>
-              <w:t>常规筛选查询t95响应时间不超过2s；单次导出不超过200条</w:t>
-            </w:r>
-          </w:p>
-        </w:tc>
-      </w:tr>
-      <w:tr>
-        <w:tblPrEx>
-          <w:tblBorders>
-            <w:top w:val="single" w:color="auto" w:sz="8" w:space="0"/>
-            <w:left w:val="none" w:color="auto" w:sz="0" w:space="0"/>
-            <w:bottom w:val="single" w:color="auto" w:sz="8" w:space="0"/>
-            <w:right w:val="none" w:color="auto" w:sz="0" w:space="0"/>
-            <w:insideH w:val="none" w:color="auto" w:sz="0" w:space="0"/>
-            <w:insideV w:val="none" w:color="auto" w:sz="0" w:space="0"/>
-          </w:tblBorders>
-          <w:tblCellMar>
-            <w:top w:w="0" w:type="dxa"/>
-            <w:left w:w="108" w:type="dxa"/>
-            <w:bottom w:w="0" w:type="dxa"/>
-            <w:right w:w="108" w:type="dxa"/>
-          </w:tblCellMar>
-        </w:tblPrEx>
-        <w:trPr>
-          <w:trHeight w:val="471" w:hRule="atLeast"/>
-        </w:trPr>
-        <w:tc>
-          <w:tcPr>
-            <w:tcW w:w="1778" w:type="dxa"/>
-            <w:tcBorders/>
-            <w:shd w:val="clear" w:color="auto" w:fill="FFFFFF"/>
-            <w:vAlign w:val="top"/>
-          </w:tcPr>
-          <w:p>
-            <w:pPr>
-              <w:pStyle w:val="26"/>
-              <w:bidi w:val="0"/>
-              <w:rPr>
-                <w:rFonts w:hint="default"/>
-              </w:rPr>
-            </w:pPr>
-            <w:r>
-              <w:rPr>
-                <w:rFonts w:hint="default"/>
-                <w:lang w:val="en-US" w:eastAsia="zh-CN"/>
-              </w:rPr>
-              <w:t>用户数据隔离</w:t>
-            </w:r>
-          </w:p>
-        </w:tc>
-        <w:tc>
-          <w:tcPr>
-            <w:tcW w:w="6645" w:type="dxa"/>
-            <w:tcBorders/>
-            <w:shd w:val="clear" w:color="auto" w:fill="FFFFFF"/>
-            <w:vAlign w:val="top"/>
-          </w:tcPr>
-          <w:p>
-            <w:pPr>
-              <w:pStyle w:val="26"/>
-              <w:bidi w:val="0"/>
-              <w:rPr>
-                <w:rFonts w:hint="default"/>
-              </w:rPr>
-            </w:pPr>
-            <w:r>
-              <w:rPr>
-                <w:rFonts w:hint="default"/>
-                <w:lang w:val="en-US" w:eastAsia="zh-CN"/>
-              </w:rPr>
-              <w:t>历史记录、详情和导出接口均需校验Token，用户只能访问本人记录</w:t>
-            </w:r>
-          </w:p>
-        </w:tc>
-      </w:tr>
-      <w:tr>
-        <w:tblPrEx>
-          <w:tblBorders>
-            <w:top w:val="single" w:color="auto" w:sz="8" w:space="0"/>
-            <w:left w:val="none" w:color="auto" w:sz="0" w:space="0"/>
-            <w:bottom w:val="single" w:color="auto" w:sz="8" w:space="0"/>
-            <w:right w:val="none" w:color="auto" w:sz="0" w:space="0"/>
-            <w:insideH w:val="none" w:color="auto" w:sz="0" w:space="0"/>
-            <w:insideV w:val="none" w:color="auto" w:sz="0" w:space="0"/>
-          </w:tblBorders>
-          <w:tblCellMar>
-            <w:top w:w="0" w:type="dxa"/>
-            <w:left w:w="108" w:type="dxa"/>
-            <w:bottom w:w="0" w:type="dxa"/>
-            <w:right w:w="108" w:type="dxa"/>
-          </w:tblCellMar>
-        </w:tblPrEx>
-        <w:trPr>
-          <w:trHeight w:val="471" w:hRule="atLeast"/>
-        </w:trPr>
-        <w:tc>
-          <w:tcPr>
-            <w:tcW w:w="1778" w:type="dxa"/>
-            <w:tcBorders/>
-            <w:shd w:val="clear" w:color="auto" w:fill="FFFFFF"/>
-            <w:vAlign w:val="top"/>
-          </w:tcPr>
-          <w:p>
-            <w:pPr>
-              <w:pStyle w:val="26"/>
-              <w:bidi w:val="0"/>
-              <w:rPr>
-                <w:rFonts w:hint="default"/>
-              </w:rPr>
-            </w:pPr>
-            <w:r>
-              <w:rPr>
-                <w:rFonts w:hint="default"/>
-                <w:lang w:val="en-US" w:eastAsia="zh-CN"/>
-              </w:rPr>
-              <w:t>异常处理</w:t>
-            </w:r>
-          </w:p>
-        </w:tc>
-        <w:tc>
-          <w:tcPr>
-            <w:tcW w:w="6645" w:type="dxa"/>
-            <w:tcBorders/>
             <w:shd w:val="clear" w:color="auto" w:fill="FFFFFF"/>
             <w:vAlign w:val="top"/>
           </w:tcPr>
@@ -40629,7 +40606,7 @@
         <w:adjustRightInd/>
         <w:snapToGrid/>
         <w:ind w:firstLine="0" w:firstLineChars="0"/>
-        <w:jc w:val="left"/>
+        <w:jc w:val="center"/>
         <w:textAlignment w:val="auto"/>
         <w:rPr>
           <w:rFonts w:hint="eastAsia" w:eastAsia="宋体"/>
@@ -40643,9 +40620,9 @@
         </w:rPr>
         <w:drawing>
           <wp:inline distT="0" distB="0" distL="114300" distR="114300">
-            <wp:extent cx="5327015" cy="3711575"/>
-            <wp:effectExtent l="0" t="0" r="5715" b="1905"/>
-            <wp:docPr id="37" name="图片 37" descr="ch5-system-architecture"/>
+            <wp:extent cx="4633595" cy="3926840"/>
+            <wp:effectExtent l="0" t="0" r="8255" b="2540"/>
+            <wp:docPr id="4" name="图片 4" descr="ch5-system-architecture"/>
             <wp:cNvGraphicFramePr>
               <a:graphicFrameLocks xmlns:a="http://schemas.openxmlformats.org/drawingml/2006/main" noChangeAspect="1"/>
             </wp:cNvGraphicFramePr>
@@ -40653,7 +40630,7 @@
               <a:graphicData uri="http://schemas.openxmlformats.org/drawingml/2006/picture">
                 <pic:pic xmlns:pic="http://schemas.openxmlformats.org/drawingml/2006/picture">
                   <pic:nvPicPr>
-                    <pic:cNvPr id="37" name="图片 37" descr="ch5-system-architecture"/>
+                    <pic:cNvPr id="4" name="图片 4" descr="ch5-system-architecture"/>
                     <pic:cNvPicPr>
                       <a:picLocks noChangeAspect="1"/>
                     </pic:cNvPicPr>
@@ -40667,7 +40644,7 @@
                   <pic:spPr>
                     <a:xfrm>
                       <a:off x="0" y="0"/>
-                      <a:ext cx="5327015" cy="3711575"/>
+                      <a:ext cx="4633595" cy="3926840"/>
                     </a:xfrm>
                     <a:prstGeom prst="rect">
                       <a:avLst/>
@@ -40679,6 +40656,8 @@
           </wp:inline>
         </w:drawing>
       </w:r>
+      <w:bookmarkStart w:id="193" w:name="_GoBack"/>
+      <w:bookmarkEnd w:id="193"/>
     </w:p>
     <w:p>
       <w:pPr>
@@ -40916,15 +40895,7 @@
         <w:rPr>
           <w:rFonts w:hint="eastAsia"/>
         </w:rPr>
-        <w:t>表用于保存用户账号、密码、密保问题和密保答案等信息，其字段设计</w:t>
-      </w:r>
-      <w:bookmarkStart w:id="193" w:name="_GoBack"/>
-      <w:bookmarkEnd w:id="193"/>
-      <w:r>
-        <w:rPr>
-          <w:rFonts w:hint="eastAsia"/>
-        </w:rPr>
-        <w:t>如表5-2所示</w:t>
+        <w:t>表用于保存用户账号、密码、密保问题和密保答案等信息，其字段设计如表5-2所示</w:t>
       </w:r>
       <w:r>
         <w:rPr>
@@ -41895,7 +41866,9 @@
         </w:tblBorders>
         <w:tblLayout w:type="fixed"/>
         <w:tblCellMar>
+          <w:top w:w="0" w:type="dxa"/>
           <w:left w:w="108" w:type="dxa"/>
+          <w:bottom w:w="0" w:type="dxa"/>
           <w:right w:w="108" w:type="dxa"/>
         </w:tblCellMar>
       </w:tblPr>
@@ -41915,6 +41888,12 @@
             <w:insideH w:val="single" w:color="auto" w:sz="4" w:space="0"/>
             <w:insideV w:val="single" w:color="auto" w:sz="4" w:space="0"/>
           </w:tblBorders>
+          <w:tblCellMar>
+            <w:top w:w="0" w:type="dxa"/>
+            <w:left w:w="108" w:type="dxa"/>
+            <w:bottom w:w="0" w:type="dxa"/>
+            <w:right w:w="108" w:type="dxa"/>
+          </w:tblCellMar>
         </w:tblPrEx>
         <w:tc>
           <w:tcPr>
@@ -42048,7 +42027,9 @@
             <w:insideV w:val="single" w:color="auto" w:sz="4" w:space="0"/>
           </w:tblBorders>
           <w:tblCellMar>
+            <w:top w:w="0" w:type="dxa"/>
             <w:left w:w="108" w:type="dxa"/>
+            <w:bottom w:w="0" w:type="dxa"/>
             <w:right w:w="108" w:type="dxa"/>
           </w:tblCellMar>
         </w:tblPrEx>
@@ -42184,7 +42165,9 @@
             <w:insideV w:val="single" w:color="auto" w:sz="4" w:space="0"/>
           </w:tblBorders>
           <w:tblCellMar>
+            <w:top w:w="0" w:type="dxa"/>
             <w:left w:w="108" w:type="dxa"/>
+            <w:bottom w:w="0" w:type="dxa"/>
             <w:right w:w="108" w:type="dxa"/>
           </w:tblCellMar>
         </w:tblPrEx>
@@ -42320,7 +42303,9 @@
             <w:insideV w:val="single" w:color="auto" w:sz="4" w:space="0"/>
           </w:tblBorders>
           <w:tblCellMar>
+            <w:top w:w="0" w:type="dxa"/>
             <w:left w:w="108" w:type="dxa"/>
+            <w:bottom w:w="0" w:type="dxa"/>
             <w:right w:w="108" w:type="dxa"/>
           </w:tblCellMar>
         </w:tblPrEx>
@@ -42456,7 +42441,9 @@
             <w:insideV w:val="single" w:color="auto" w:sz="4" w:space="0"/>
           </w:tblBorders>
           <w:tblCellMar>
+            <w:top w:w="0" w:type="dxa"/>
             <w:left w:w="108" w:type="dxa"/>
+            <w:bottom w:w="0" w:type="dxa"/>
             <w:right w:w="108" w:type="dxa"/>
           </w:tblCellMar>
         </w:tblPrEx>
@@ -42592,7 +42579,9 @@
             <w:insideV w:val="single" w:color="auto" w:sz="4" w:space="0"/>
           </w:tblBorders>
           <w:tblCellMar>
+            <w:top w:w="0" w:type="dxa"/>
             <w:left w:w="108" w:type="dxa"/>
+            <w:bottom w:w="0" w:type="dxa"/>
             <w:right w:w="108" w:type="dxa"/>
           </w:tblCellMar>
         </w:tblPrEx>
@@ -42728,7 +42717,9 @@
             <w:insideV w:val="single" w:color="auto" w:sz="4" w:space="0"/>
           </w:tblBorders>
           <w:tblCellMar>
+            <w:top w:w="0" w:type="dxa"/>
             <w:left w:w="108" w:type="dxa"/>
+            <w:bottom w:w="0" w:type="dxa"/>
             <w:right w:w="108" w:type="dxa"/>
           </w:tblCellMar>
         </w:tblPrEx>
@@ -42864,7 +42855,9 @@
             <w:insideV w:val="single" w:color="auto" w:sz="4" w:space="0"/>
           </w:tblBorders>
           <w:tblCellMar>
+            <w:top w:w="0" w:type="dxa"/>
             <w:left w:w="108" w:type="dxa"/>
+            <w:bottom w:w="0" w:type="dxa"/>
             <w:right w:w="108" w:type="dxa"/>
           </w:tblCellMar>
         </w:tblPrEx>
@@ -43000,7 +42993,9 @@
             <w:insideV w:val="single" w:color="auto" w:sz="4" w:space="0"/>
           </w:tblBorders>
           <w:tblCellMar>
+            <w:top w:w="0" w:type="dxa"/>
             <w:left w:w="108" w:type="dxa"/>
+            <w:bottom w:w="0" w:type="dxa"/>
             <w:right w:w="108" w:type="dxa"/>
           </w:tblCellMar>
         </w:tblPrEx>
@@ -43136,7 +43131,9 @@
             <w:insideV w:val="single" w:color="auto" w:sz="4" w:space="0"/>
           </w:tblBorders>
           <w:tblCellMar>
+            <w:top w:w="0" w:type="dxa"/>
             <w:left w:w="108" w:type="dxa"/>
+            <w:bottom w:w="0" w:type="dxa"/>
             <w:right w:w="108" w:type="dxa"/>
           </w:tblCellMar>
         </w:tblPrEx>
@@ -43272,7 +43269,9 @@
             <w:insideV w:val="single" w:color="auto" w:sz="4" w:space="0"/>
           </w:tblBorders>
           <w:tblCellMar>
+            <w:top w:w="0" w:type="dxa"/>
             <w:left w:w="108" w:type="dxa"/>
+            <w:bottom w:w="0" w:type="dxa"/>
             <w:right w:w="108" w:type="dxa"/>
           </w:tblCellMar>
         </w:tblPrEx>
@@ -45081,6 +45080,7 @@
     </w:p>
     <w:tbl>
       <w:tblPr>
+        <w:tblStyle w:val="15"/>
         <w:tblW w:w="0" w:type="auto"/>
         <w:tblInd w:w="0" w:type="dxa"/>
         <w:tblBorders>
@@ -45091,7 +45091,7 @@
           <w:insideH w:val="none" w:color="auto" w:sz="0" w:space="0"/>
           <w:insideV w:val="none" w:color="auto" w:sz="0" w:space="0"/>
         </w:tblBorders>
-        <w:shd w:val="clear"/>
+        <w:shd w:val="clear" w:color="auto" w:fill="auto"/>
         <w:tblLayout w:type="autofit"/>
         <w:tblCellMar>
           <w:top w:w="0" w:type="dxa"/>
@@ -45116,7 +45116,7 @@
             <w:insideH w:val="none" w:color="auto" w:sz="0" w:space="0"/>
             <w:insideV w:val="none" w:color="auto" w:sz="0" w:space="0"/>
           </w:tblBorders>
-          <w:shd w:val="clear"/>
+          <w:shd w:val="clear" w:color="auto" w:fill="auto"/>
           <w:tblCellMar>
             <w:top w:w="0" w:type="dxa"/>
             <w:left w:w="108" w:type="dxa"/>
@@ -45247,7 +45247,7 @@
             <w:insideH w:val="none" w:color="auto" w:sz="0" w:space="0"/>
             <w:insideV w:val="none" w:color="auto" w:sz="0" w:space="0"/>
           </w:tblBorders>
-          <w:shd w:val="clear"/>
+          <w:shd w:val="clear" w:color="auto" w:fill="auto"/>
           <w:tblCellMar>
             <w:top w:w="0" w:type="dxa"/>
             <w:left w:w="108" w:type="dxa"/>
@@ -45502,7 +45502,6 @@
             <w:insideH w:val="none" w:color="auto" w:sz="0" w:space="0"/>
             <w:insideV w:val="none" w:color="auto" w:sz="0" w:space="0"/>
           </w:tblBorders>
-          <w:shd w:val="clear"/>
           <w:tblCellMar>
             <w:top w:w="0" w:type="dxa"/>
             <w:left w:w="108" w:type="dxa"/>
@@ -45632,7 +45631,7 @@
             <w:insideH w:val="none" w:color="auto" w:sz="0" w:space="0"/>
             <w:insideV w:val="none" w:color="auto" w:sz="0" w:space="0"/>
           </w:tblBorders>
-          <w:shd w:val="clear"/>
+          <w:shd w:val="clear" w:color="auto" w:fill="auto"/>
           <w:tblCellMar>
             <w:top w:w="0" w:type="dxa"/>
             <w:left w:w="108" w:type="dxa"/>
@@ -45762,7 +45761,7 @@
             <w:insideH w:val="none" w:color="auto" w:sz="0" w:space="0"/>
             <w:insideV w:val="none" w:color="auto" w:sz="0" w:space="0"/>
           </w:tblBorders>
-          <w:shd w:val="clear"/>
+          <w:shd w:val="clear" w:color="auto" w:fill="auto"/>
           <w:tblCellMar>
             <w:top w:w="0" w:type="dxa"/>
             <w:left w:w="108" w:type="dxa"/>
@@ -46021,7 +46020,6 @@
             <w:insideH w:val="none" w:color="auto" w:sz="0" w:space="0"/>
             <w:insideV w:val="none" w:color="auto" w:sz="0" w:space="0"/>
           </w:tblBorders>
-          <w:shd w:val="clear"/>
           <w:tblCellMar>
             <w:top w:w="0" w:type="dxa"/>
             <w:left w:w="108" w:type="dxa"/>
@@ -46151,7 +46149,7 @@
             <w:insideH w:val="none" w:color="auto" w:sz="0" w:space="0"/>
             <w:insideV w:val="none" w:color="auto" w:sz="0" w:space="0"/>
           </w:tblBorders>
-          <w:shd w:val="clear"/>
+          <w:shd w:val="clear" w:color="auto" w:fill="auto"/>
           <w:tblCellMar>
             <w:top w:w="0" w:type="dxa"/>
             <w:left w:w="108" w:type="dxa"/>
@@ -46326,6 +46324,7 @@
     </w:p>
     <w:tbl>
       <w:tblPr>
+        <w:tblStyle w:val="15"/>
         <w:tblW w:w="5000" w:type="pct"/>
         <w:tblInd w:w="0" w:type="dxa"/>
         <w:tblBorders>
@@ -46336,7 +46335,7 @@
           <w:insideH w:val="none" w:color="auto" w:sz="0" w:space="0"/>
           <w:insideV w:val="none" w:color="auto" w:sz="0" w:space="0"/>
         </w:tblBorders>
-        <w:shd w:val="clear"/>
+        <w:shd w:val="clear" w:color="auto" w:fill="auto"/>
         <w:tblLayout w:type="autofit"/>
         <w:tblCellMar>
           <w:top w:w="0" w:type="dxa"/>
@@ -46360,6 +46359,7 @@
             <w:insideH w:val="none" w:color="auto" w:sz="0" w:space="0"/>
             <w:insideV w:val="none" w:color="auto" w:sz="0" w:space="0"/>
           </w:tblBorders>
+          <w:shd w:val="clear" w:color="auto" w:fill="auto"/>
           <w:tblCellMar>
             <w:top w:w="0" w:type="dxa"/>
             <w:left w:w="108" w:type="dxa"/>
@@ -46465,7 +46465,6 @@
             <w:insideH w:val="none" w:color="auto" w:sz="0" w:space="0"/>
             <w:insideV w:val="none" w:color="auto" w:sz="0" w:space="0"/>
           </w:tblBorders>
-          <w:shd w:val="clear"/>
           <w:tblCellMar>
             <w:top w:w="0" w:type="dxa"/>
             <w:left w:w="108" w:type="dxa"/>
@@ -46574,7 +46573,6 @@
             <w:insideH w:val="none" w:color="auto" w:sz="0" w:space="0"/>
             <w:insideV w:val="none" w:color="auto" w:sz="0" w:space="0"/>
           </w:tblBorders>
-          <w:shd w:val="clear"/>
           <w:tblCellMar>
             <w:top w:w="0" w:type="dxa"/>
             <w:left w:w="108" w:type="dxa"/>
@@ -46683,7 +46681,6 @@
             <w:insideH w:val="none" w:color="auto" w:sz="0" w:space="0"/>
             <w:insideV w:val="none" w:color="auto" w:sz="0" w:space="0"/>
           </w:tblBorders>
-          <w:shd w:val="clear"/>
           <w:tblCellMar>
             <w:top w:w="0" w:type="dxa"/>
             <w:left w:w="108" w:type="dxa"/>
@@ -46792,7 +46789,6 @@
             <w:insideH w:val="none" w:color="auto" w:sz="0" w:space="0"/>
             <w:insideV w:val="none" w:color="auto" w:sz="0" w:space="0"/>
           </w:tblBorders>
-          <w:shd w:val="clear"/>
           <w:tblCellMar>
             <w:top w:w="0" w:type="dxa"/>
             <w:left w:w="108" w:type="dxa"/>
@@ -46901,7 +46897,6 @@
             <w:insideH w:val="none" w:color="auto" w:sz="0" w:space="0"/>
             <w:insideV w:val="none" w:color="auto" w:sz="0" w:space="0"/>
           </w:tblBorders>
-          <w:shd w:val="clear"/>
           <w:tblCellMar>
             <w:top w:w="0" w:type="dxa"/>
             <w:left w:w="108" w:type="dxa"/>
@@ -47049,23 +47044,23 @@
       </w:r>
       <w:bookmarkEnd w:id="173"/>
       <w:bookmarkEnd w:id="174"/>
-      <w:bookmarkStart w:id="175" w:name="_Toc216114387"/>
+      <w:bookmarkStart w:id="175" w:name="_Toc216114458"/>
       <w:bookmarkEnd w:id="175"/>
-      <w:bookmarkStart w:id="176" w:name="_Toc216115327"/>
+      <w:bookmarkStart w:id="176" w:name="_Toc216117093"/>
       <w:bookmarkEnd w:id="176"/>
-      <w:bookmarkStart w:id="177" w:name="_Toc216114458"/>
+      <w:bookmarkStart w:id="177" w:name="_Toc216114529"/>
       <w:bookmarkEnd w:id="177"/>
-      <w:bookmarkStart w:id="178" w:name="_Toc216114689"/>
+      <w:bookmarkStart w:id="178" w:name="_Toc216115327"/>
       <w:bookmarkEnd w:id="178"/>
-      <w:bookmarkStart w:id="179" w:name="_Toc216117093"/>
+      <w:bookmarkStart w:id="179" w:name="_Toc216114689"/>
       <w:bookmarkEnd w:id="179"/>
-      <w:bookmarkStart w:id="180" w:name="_Toc216116735"/>
+      <w:bookmarkStart w:id="180" w:name="_Toc216116663"/>
       <w:bookmarkEnd w:id="180"/>
-      <w:bookmarkStart w:id="181" w:name="_Toc216116663"/>
+      <w:bookmarkStart w:id="181" w:name="_Toc216115396"/>
       <w:bookmarkEnd w:id="181"/>
-      <w:bookmarkStart w:id="182" w:name="_Toc216114529"/>
+      <w:bookmarkStart w:id="182" w:name="_Toc216114387"/>
       <w:bookmarkEnd w:id="182"/>
-      <w:bookmarkStart w:id="183" w:name="_Toc216115396"/>
+      <w:bookmarkStart w:id="183" w:name="_Toc216116735"/>
       <w:bookmarkEnd w:id="183"/>
     </w:p>
     <w:p>
@@ -47079,8 +47074,8 @@
           <w:tab w:val="clear" w:pos="420"/>
         </w:tabs>
       </w:pPr>
-      <w:bookmarkStart w:id="184" w:name="_Toc216114530"/>
-      <w:bookmarkStart w:id="185" w:name="_Toc1759"/>
+      <w:bookmarkStart w:id="184" w:name="_Toc1759"/>
+      <w:bookmarkStart w:id="185" w:name="_Toc216114530"/>
       <w:r>
         <w:rPr>
           <w:rFonts w:hint="eastAsia"/>
@@ -52689,10 +52684,6 @@
 </file>
 
 <file path=customXml/item2.xml><?xml version="1.0" encoding="utf-8"?>
-<b:Sources xmlns:b="http://schemas.openxmlformats.org/officeDocument/2006/bibliography" xmlns="http://schemas.openxmlformats.org/officeDocument/2006/bibliography" SelectedStyle="\APASixthEditionOfficeOnline.xsl" StyleName="APA" Version="6"/>
-</file>
-
-<file path=customXml/item3.xml><?xml version="1.0" encoding="utf-8"?>
 <contractReview xmlns="http://schemas.wps.cn/vas-ai-hub/contract-review">
   <reviewItems>
     <reviewItem>
@@ -53396,6 +53387,10 @@
 </contractReview>
 </file>
 
+<file path=customXml/item3.xml><?xml version="1.0" encoding="utf-8"?>
+<b:Sources xmlns:b="http://schemas.openxmlformats.org/officeDocument/2006/bibliography" xmlns="http://schemas.openxmlformats.org/officeDocument/2006/bibliography" SelectedStyle="\APASixthEditionOfficeOnline.xsl" StyleName="APA" Version="6"/>
+</file>
+
 <file path=customXml/itemProps1.xml><?xml version="1.0" encoding="utf-8"?>
 <ds:datastoreItem xmlns:ds="http://schemas.openxmlformats.org/officeDocument/2006/customXml" ds:itemID="{B1977F7D-205B-4081-913C-38D41E755F92}">
   <ds:schemaRefs>
@@ -53405,13 +53400,13 @@
 </file>
 
 <file path=customXml/itemProps2.xml><?xml version="1.0" encoding="utf-8"?>
-<ds:datastoreItem xmlns:ds="http://schemas.openxmlformats.org/officeDocument/2006/customXml" ds:itemID="{901CA8C6-9177-4863-A1A1-91270CEA385B}">
+<ds:datastoreItem xmlns:ds="http://schemas.openxmlformats.org/officeDocument/2006/customXml" ds:itemID="{1679644C-F32D-4626-8FF3-25390B2B985C}">
   <ds:schemaRefs/>
 </ds:datastoreItem>
 </file>
 
 <file path=customXml/itemProps3.xml><?xml version="1.0" encoding="utf-8"?>
-<ds:datastoreItem xmlns:ds="http://schemas.openxmlformats.org/officeDocument/2006/customXml" ds:itemID="{1679644C-F32D-4626-8FF3-25390B2B985C}">
+<ds:datastoreItem xmlns:ds="http://schemas.openxmlformats.org/officeDocument/2006/customXml" ds:itemID="{901CA8C6-9177-4863-A1A1-91270CEA385B}">
   <ds:schemaRefs/>
 </ds:datastoreItem>
 </file>
--- a/docs/论文/新版论文.docx
+++ b/docs/论文/新版论文.docx
@@ -9427,6 +9427,12 @@
             <w:insideH w:val="none" w:color="auto" w:sz="0" w:space="0"/>
             <w:insideV w:val="none" w:color="auto" w:sz="0" w:space="0"/>
           </w:tblBorders>
+          <w:tblCellMar>
+            <w:top w:w="0" w:type="dxa"/>
+            <w:left w:w="108" w:type="dxa"/>
+            <w:bottom w:w="0" w:type="dxa"/>
+            <w:right w:w="108" w:type="dxa"/>
+          </w:tblCellMar>
         </w:tblPrEx>
         <w:tc>
           <w:tcPr>
@@ -16290,12 +16296,6 @@
             <w:insideH w:val="none" w:color="auto" w:sz="0" w:space="0"/>
             <w:insideV w:val="none" w:color="auto" w:sz="0" w:space="0"/>
           </w:tblBorders>
-          <w:tblCellMar>
-            <w:top w:w="0" w:type="dxa"/>
-            <w:left w:w="108" w:type="dxa"/>
-            <w:bottom w:w="0" w:type="dxa"/>
-            <w:right w:w="108" w:type="dxa"/>
-          </w:tblCellMar>
         </w:tblPrEx>
         <w:tc>
           <w:tcPr>
@@ -16410,12 +16410,6 @@
             <w:insideH w:val="none" w:color="auto" w:sz="0" w:space="0"/>
             <w:insideV w:val="none" w:color="auto" w:sz="0" w:space="0"/>
           </w:tblBorders>
-          <w:tblCellMar>
-            <w:top w:w="0" w:type="dxa"/>
-            <w:left w:w="108" w:type="dxa"/>
-            <w:bottom w:w="0" w:type="dxa"/>
-            <w:right w:w="108" w:type="dxa"/>
-          </w:tblCellMar>
         </w:tblPrEx>
         <w:tc>
           <w:tcPr>
@@ -39152,6 +39146,12 @@
             <w:insideH w:val="single" w:color="auto" w:sz="4" w:space="0"/>
             <w:insideV w:val="single" w:color="auto" w:sz="4" w:space="0"/>
           </w:tblBorders>
+          <w:tblCellMar>
+            <w:top w:w="0" w:type="dxa"/>
+            <w:left w:w="108" w:type="dxa"/>
+            <w:bottom w:w="0" w:type="dxa"/>
+            <w:right w:w="108" w:type="dxa"/>
+          </w:tblCellMar>
         </w:tblPrEx>
         <w:tc>
           <w:tcPr>
@@ -40146,7 +40146,6 @@
             <w:insideH w:val="none" w:color="auto" w:sz="0" w:space="0"/>
             <w:insideV w:val="none" w:color="auto" w:sz="0" w:space="0"/>
           </w:tblBorders>
-          <w:shd w:val="clear" w:color="auto" w:fill="auto"/>
           <w:tblCellMar>
             <w:top w:w="0" w:type="dxa"/>
             <w:left w:w="108" w:type="dxa"/>
@@ -40206,74 +40205,6 @@
                 <w:lang w:val="en-US" w:eastAsia="zh-CN"/>
               </w:rPr>
               <w:t>模型预加载后，单条分类接口t95响应时间不超过3s</w:t>
-            </w:r>
-          </w:p>
-        </w:tc>
-      </w:tr>
-      <w:tr>
-        <w:tblPrEx>
-          <w:tblBorders>
-            <w:top w:val="single" w:color="auto" w:sz="8" w:space="0"/>
-            <w:left w:val="none" w:color="auto" w:sz="0" w:space="0"/>
-            <w:bottom w:val="single" w:color="auto" w:sz="8" w:space="0"/>
-            <w:right w:val="none" w:color="auto" w:sz="0" w:space="0"/>
-            <w:insideH w:val="none" w:color="auto" w:sz="0" w:space="0"/>
-            <w:insideV w:val="none" w:color="auto" w:sz="0" w:space="0"/>
-          </w:tblBorders>
-          <w:shd w:val="clear" w:color="auto" w:fill="auto"/>
-          <w:tblCellMar>
-            <w:top w:w="0" w:type="dxa"/>
-            <w:left w:w="108" w:type="dxa"/>
-            <w:bottom w:w="0" w:type="dxa"/>
-            <w:right w:w="108" w:type="dxa"/>
-          </w:tblCellMar>
-        </w:tblPrEx>
-        <w:trPr>
-          <w:trHeight w:val="471" w:hRule="atLeast"/>
-        </w:trPr>
-        <w:tc>
-          <w:tcPr>
-            <w:tcW w:w="1778" w:type="dxa"/>
-            <w:shd w:val="clear" w:color="auto" w:fill="FFFFFF"/>
-            <w:vAlign w:val="top"/>
-          </w:tcPr>
-          <w:p>
-            <w:pPr>
-              <w:pStyle w:val="26"/>
-              <w:bidi w:val="0"/>
-              <w:rPr>
-                <w:rFonts w:hint="default"/>
-              </w:rPr>
-            </w:pPr>
-            <w:r>
-              <w:rPr>
-                <w:rFonts w:hint="default"/>
-                <w:lang w:val="en-US" w:eastAsia="zh-CN"/>
-              </w:rPr>
-              <w:t>批量分类能力</w:t>
-            </w:r>
-          </w:p>
-        </w:tc>
-        <w:tc>
-          <w:tcPr>
-            <w:tcW w:w="6645" w:type="dxa"/>
-            <w:shd w:val="clear" w:color="auto" w:fill="FFFFFF"/>
-            <w:vAlign w:val="top"/>
-          </w:tcPr>
-          <w:p>
-            <w:pPr>
-              <w:pStyle w:val="26"/>
-              <w:bidi w:val="0"/>
-              <w:rPr>
-                <w:rFonts w:hint="default"/>
-              </w:rPr>
-            </w:pPr>
-            <w:r>
-              <w:rPr>
-                <w:rFonts w:hint="default"/>
-                <w:lang w:val="en-US" w:eastAsia="zh-CN"/>
-              </w:rPr>
-              <w:t>单次批量分类不超过50条，任务应在5min内完成</w:t>
             </w:r>
           </w:p>
         </w:tc>
@@ -40317,7 +40248,7 @@
                 <w:rFonts w:hint="default"/>
                 <w:lang w:val="en-US" w:eastAsia="zh-CN"/>
               </w:rPr>
-              <w:t>历史查询与导出</w:t>
+              <w:t>批量分类能力</w:t>
             </w:r>
           </w:p>
         </w:tc>
@@ -40340,75 +40271,7 @@
                 <w:rFonts w:hint="default"/>
                 <w:lang w:val="en-US" w:eastAsia="zh-CN"/>
               </w:rPr>
-              <w:t>常规筛选查询t95响应时间不超过2s；单次导出不超过200条</w:t>
-            </w:r>
-          </w:p>
-        </w:tc>
-      </w:tr>
-      <w:tr>
-        <w:tblPrEx>
-          <w:tblBorders>
-            <w:top w:val="single" w:color="auto" w:sz="8" w:space="0"/>
-            <w:left w:val="none" w:color="auto" w:sz="0" w:space="0"/>
-            <w:bottom w:val="single" w:color="auto" w:sz="8" w:space="0"/>
-            <w:right w:val="none" w:color="auto" w:sz="0" w:space="0"/>
-            <w:insideH w:val="none" w:color="auto" w:sz="0" w:space="0"/>
-            <w:insideV w:val="none" w:color="auto" w:sz="0" w:space="0"/>
-          </w:tblBorders>
-          <w:shd w:val="clear" w:color="auto" w:fill="auto"/>
-          <w:tblCellMar>
-            <w:top w:w="0" w:type="dxa"/>
-            <w:left w:w="108" w:type="dxa"/>
-            <w:bottom w:w="0" w:type="dxa"/>
-            <w:right w:w="108" w:type="dxa"/>
-          </w:tblCellMar>
-        </w:tblPrEx>
-        <w:trPr>
-          <w:trHeight w:val="471" w:hRule="atLeast"/>
-        </w:trPr>
-        <w:tc>
-          <w:tcPr>
-            <w:tcW w:w="1778" w:type="dxa"/>
-            <w:shd w:val="clear" w:color="auto" w:fill="FFFFFF"/>
-            <w:vAlign w:val="top"/>
-          </w:tcPr>
-          <w:p>
-            <w:pPr>
-              <w:pStyle w:val="26"/>
-              <w:bidi w:val="0"/>
-              <w:rPr>
-                <w:rFonts w:hint="default"/>
-              </w:rPr>
-            </w:pPr>
-            <w:r>
-              <w:rPr>
-                <w:rFonts w:hint="default"/>
-                <w:lang w:val="en-US" w:eastAsia="zh-CN"/>
-              </w:rPr>
-              <w:t>用户数据隔离</w:t>
-            </w:r>
-          </w:p>
-        </w:tc>
-        <w:tc>
-          <w:tcPr>
-            <w:tcW w:w="6645" w:type="dxa"/>
-            <w:shd w:val="clear" w:color="auto" w:fill="FFFFFF"/>
-            <w:vAlign w:val="top"/>
-          </w:tcPr>
-          <w:p>
-            <w:pPr>
-              <w:pStyle w:val="26"/>
-              <w:bidi w:val="0"/>
-              <w:rPr>
-                <w:rFonts w:hint="default"/>
-              </w:rPr>
-            </w:pPr>
-            <w:r>
-              <w:rPr>
-                <w:rFonts w:hint="default"/>
-                <w:lang w:val="en-US" w:eastAsia="zh-CN"/>
-              </w:rPr>
-              <w:t>历史记录、详情和导出接口均需校验Token，用户只能访问本人记录</w:t>
+              <w:t>单次批量分类不超过50条，任务应在5min内完成</w:t>
             </w:r>
           </w:p>
         </w:tc>
@@ -40452,6 +40315,140 @@
                 <w:rFonts w:hint="default"/>
                 <w:lang w:val="en-US" w:eastAsia="zh-CN"/>
               </w:rPr>
+              <w:t>历史查询与导出</w:t>
+            </w:r>
+          </w:p>
+        </w:tc>
+        <w:tc>
+          <w:tcPr>
+            <w:tcW w:w="6645" w:type="dxa"/>
+            <w:shd w:val="clear" w:color="auto" w:fill="FFFFFF"/>
+            <w:vAlign w:val="top"/>
+          </w:tcPr>
+          <w:p>
+            <w:pPr>
+              <w:pStyle w:val="26"/>
+              <w:bidi w:val="0"/>
+              <w:rPr>
+                <w:rFonts w:hint="default"/>
+              </w:rPr>
+            </w:pPr>
+            <w:r>
+              <w:rPr>
+                <w:rFonts w:hint="default"/>
+                <w:lang w:val="en-US" w:eastAsia="zh-CN"/>
+              </w:rPr>
+              <w:t>常规筛选查询t95响应时间不超过2s；单次导出不超过200条</w:t>
+            </w:r>
+          </w:p>
+        </w:tc>
+      </w:tr>
+      <w:tr>
+        <w:tblPrEx>
+          <w:tblBorders>
+            <w:top w:val="single" w:color="auto" w:sz="8" w:space="0"/>
+            <w:left w:val="none" w:color="auto" w:sz="0" w:space="0"/>
+            <w:bottom w:val="single" w:color="auto" w:sz="8" w:space="0"/>
+            <w:right w:val="none" w:color="auto" w:sz="0" w:space="0"/>
+            <w:insideH w:val="none" w:color="auto" w:sz="0" w:space="0"/>
+            <w:insideV w:val="none" w:color="auto" w:sz="0" w:space="0"/>
+          </w:tblBorders>
+          <w:tblCellMar>
+            <w:top w:w="0" w:type="dxa"/>
+            <w:left w:w="108" w:type="dxa"/>
+            <w:bottom w:w="0" w:type="dxa"/>
+            <w:right w:w="108" w:type="dxa"/>
+          </w:tblCellMar>
+        </w:tblPrEx>
+        <w:trPr>
+          <w:trHeight w:val="471" w:hRule="atLeast"/>
+        </w:trPr>
+        <w:tc>
+          <w:tcPr>
+            <w:tcW w:w="1778" w:type="dxa"/>
+            <w:shd w:val="clear" w:color="auto" w:fill="FFFFFF"/>
+            <w:vAlign w:val="top"/>
+          </w:tcPr>
+          <w:p>
+            <w:pPr>
+              <w:pStyle w:val="26"/>
+              <w:bidi w:val="0"/>
+              <w:rPr>
+                <w:rFonts w:hint="default"/>
+              </w:rPr>
+            </w:pPr>
+            <w:r>
+              <w:rPr>
+                <w:rFonts w:hint="default"/>
+                <w:lang w:val="en-US" w:eastAsia="zh-CN"/>
+              </w:rPr>
+              <w:t>用户数据隔离</w:t>
+            </w:r>
+          </w:p>
+        </w:tc>
+        <w:tc>
+          <w:tcPr>
+            <w:tcW w:w="6645" w:type="dxa"/>
+            <w:shd w:val="clear" w:color="auto" w:fill="FFFFFF"/>
+            <w:vAlign w:val="top"/>
+          </w:tcPr>
+          <w:p>
+            <w:pPr>
+              <w:pStyle w:val="26"/>
+              <w:bidi w:val="0"/>
+              <w:rPr>
+                <w:rFonts w:hint="default"/>
+              </w:rPr>
+            </w:pPr>
+            <w:r>
+              <w:rPr>
+                <w:rFonts w:hint="default"/>
+                <w:lang w:val="en-US" w:eastAsia="zh-CN"/>
+              </w:rPr>
+              <w:t>历史记录、详情和导出接口均需校验Token，用户只能访问本人记录</w:t>
+            </w:r>
+          </w:p>
+        </w:tc>
+      </w:tr>
+      <w:tr>
+        <w:tblPrEx>
+          <w:tblBorders>
+            <w:top w:val="single" w:color="auto" w:sz="8" w:space="0"/>
+            <w:left w:val="none" w:color="auto" w:sz="0" w:space="0"/>
+            <w:bottom w:val="single" w:color="auto" w:sz="8" w:space="0"/>
+            <w:right w:val="none" w:color="auto" w:sz="0" w:space="0"/>
+            <w:insideH w:val="none" w:color="auto" w:sz="0" w:space="0"/>
+            <w:insideV w:val="none" w:color="auto" w:sz="0" w:space="0"/>
+          </w:tblBorders>
+          <w:tblCellMar>
+            <w:top w:w="0" w:type="dxa"/>
+            <w:left w:w="108" w:type="dxa"/>
+            <w:bottom w:w="0" w:type="dxa"/>
+            <w:right w:w="108" w:type="dxa"/>
+          </w:tblCellMar>
+        </w:tblPrEx>
+        <w:trPr>
+          <w:trHeight w:val="471" w:hRule="atLeast"/>
+        </w:trPr>
+        <w:tc>
+          <w:tcPr>
+            <w:tcW w:w="1778" w:type="dxa"/>
+            <w:shd w:val="clear" w:color="auto" w:fill="FFFFFF"/>
+            <w:vAlign w:val="top"/>
+          </w:tcPr>
+          <w:p>
+            <w:pPr>
+              <w:pStyle w:val="26"/>
+              <w:bidi w:val="0"/>
+              <w:rPr>
+                <w:rFonts w:hint="default"/>
+              </w:rPr>
+            </w:pPr>
+            <w:r>
+              <w:rPr>
+                <w:rFonts w:hint="default"/>
+                <w:lang w:val="en-US" w:eastAsia="zh-CN"/>
+              </w:rPr>
               <w:t>异常处理</w:t>
             </w:r>
           </w:p>
@@ -40620,9 +40617,9 @@
         </w:rPr>
         <w:drawing>
           <wp:inline distT="0" distB="0" distL="114300" distR="114300">
-            <wp:extent cx="4633595" cy="3926840"/>
-            <wp:effectExtent l="0" t="0" r="8255" b="2540"/>
-            <wp:docPr id="4" name="图片 4" descr="ch5-system-architecture"/>
+            <wp:extent cx="4608830" cy="3905250"/>
+            <wp:effectExtent l="0" t="0" r="635" b="2540"/>
+            <wp:docPr id="13" name="图片 13" descr="ch5-system-architecture"/>
             <wp:cNvGraphicFramePr>
               <a:graphicFrameLocks xmlns:a="http://schemas.openxmlformats.org/drawingml/2006/main" noChangeAspect="1"/>
             </wp:cNvGraphicFramePr>
@@ -40630,7 +40627,7 @@
               <a:graphicData uri="http://schemas.openxmlformats.org/drawingml/2006/picture">
                 <pic:pic xmlns:pic="http://schemas.openxmlformats.org/drawingml/2006/picture">
                   <pic:nvPicPr>
-                    <pic:cNvPr id="4" name="图片 4" descr="ch5-system-architecture"/>
+                    <pic:cNvPr id="13" name="图片 13" descr="ch5-system-architecture"/>
                     <pic:cNvPicPr>
                       <a:picLocks noChangeAspect="1"/>
                     </pic:cNvPicPr>
@@ -40644,7 +40641,7 @@
                   <pic:spPr>
                     <a:xfrm>
                       <a:off x="0" y="0"/>
-                      <a:ext cx="4633595" cy="3926840"/>
+                      <a:ext cx="4608830" cy="3905250"/>
                     </a:xfrm>
                     <a:prstGeom prst="rect">
                       <a:avLst/>
@@ -40656,19 +40653,19 @@
           </wp:inline>
         </w:drawing>
       </w:r>
+    </w:p>
+    <w:p>
+      <w:pPr>
+        <w:pStyle w:val="25"/>
+        <w:rPr>
+          <w:rFonts w:hint="default"/>
+        </w:rPr>
+      </w:pPr>
+      <w:r>
+        <w:t>图5-1  系统架构图</w:t>
+      </w:r>
       <w:bookmarkStart w:id="193" w:name="_GoBack"/>
       <w:bookmarkEnd w:id="193"/>
-    </w:p>
-    <w:p>
-      <w:pPr>
-        <w:pStyle w:val="25"/>
-        <w:rPr>
-          <w:rFonts w:hint="default"/>
-        </w:rPr>
-      </w:pPr>
-      <w:r>
-        <w:t>图5-1  系统架构图</w:t>
-      </w:r>
     </w:p>
     <w:p>
       <w:pPr>
@@ -45117,6 +45114,130 @@
             <w:insideV w:val="none" w:color="auto" w:sz="0" w:space="0"/>
           </w:tblBorders>
           <w:shd w:val="clear" w:color="auto" w:fill="auto"/>
+        </w:tblPrEx>
+        <w:trPr>
+          <w:trHeight w:val="471" w:hRule="atLeast"/>
+        </w:trPr>
+        <w:tc>
+          <w:tcPr>
+            <w:tcW w:w="1096" w:type="dxa"/>
+            <w:tcBorders>
+              <w:bottom w:val="single" w:color="auto" w:sz="6" w:space="0"/>
+              <w:tl2br w:val="nil"/>
+              <w:tr2bl w:val="nil"/>
+            </w:tcBorders>
+            <w:shd w:val="clear" w:color="auto" w:fill="FFFFFF"/>
+            <w:vAlign w:val="center"/>
+          </w:tcPr>
+          <w:p>
+            <w:pPr>
+              <w:pStyle w:val="26"/>
+              <w:bidi w:val="0"/>
+            </w:pPr>
+            <w:r>
+              <w:rPr>
+                <w:rFonts w:hint="default"/>
+                <w:lang w:val="en-US" w:eastAsia="zh-CN"/>
+              </w:rPr>
+              <w:t>用例编号</w:t>
+            </w:r>
+          </w:p>
+        </w:tc>
+        <w:tc>
+          <w:tcPr>
+            <w:tcW w:w="1104" w:type="dxa"/>
+            <w:tcBorders>
+              <w:bottom w:val="single" w:color="auto" w:sz="6" w:space="0"/>
+              <w:tl2br w:val="nil"/>
+              <w:tr2bl w:val="nil"/>
+            </w:tcBorders>
+            <w:shd w:val="clear" w:color="auto" w:fill="FFFFFF"/>
+            <w:vAlign w:val="center"/>
+          </w:tcPr>
+          <w:p>
+            <w:pPr>
+              <w:pStyle w:val="26"/>
+              <w:bidi w:val="0"/>
+              <w:rPr>
+                <w:rFonts w:hint="default"/>
+              </w:rPr>
+            </w:pPr>
+            <w:r>
+              <w:rPr>
+                <w:rFonts w:hint="default"/>
+                <w:lang w:val="en-US" w:eastAsia="zh-CN"/>
+              </w:rPr>
+              <w:t>测试功能</w:t>
+            </w:r>
+          </w:p>
+        </w:tc>
+        <w:tc>
+          <w:tcPr>
+            <w:tcW w:w="3009" w:type="dxa"/>
+            <w:tcBorders>
+              <w:bottom w:val="single" w:color="auto" w:sz="6" w:space="0"/>
+              <w:tl2br w:val="nil"/>
+              <w:tr2bl w:val="nil"/>
+            </w:tcBorders>
+            <w:shd w:val="clear" w:color="auto" w:fill="FFFFFF"/>
+            <w:vAlign w:val="center"/>
+          </w:tcPr>
+          <w:p>
+            <w:pPr>
+              <w:pStyle w:val="26"/>
+              <w:bidi w:val="0"/>
+              <w:rPr>
+                <w:rFonts w:hint="default"/>
+              </w:rPr>
+            </w:pPr>
+            <w:r>
+              <w:rPr>
+                <w:rFonts w:hint="default"/>
+                <w:lang w:val="en-US" w:eastAsia="zh-CN"/>
+              </w:rPr>
+              <w:t>输入或操作</w:t>
+            </w:r>
+          </w:p>
+        </w:tc>
+        <w:tc>
+          <w:tcPr>
+            <w:tcW w:w="0" w:type="auto"/>
+            <w:tcBorders>
+              <w:bottom w:val="single" w:color="auto" w:sz="6" w:space="0"/>
+              <w:tl2br w:val="nil"/>
+              <w:tr2bl w:val="nil"/>
+            </w:tcBorders>
+            <w:shd w:val="clear" w:color="auto" w:fill="FFFFFF"/>
+            <w:vAlign w:val="center"/>
+          </w:tcPr>
+          <w:p>
+            <w:pPr>
+              <w:pStyle w:val="26"/>
+              <w:bidi w:val="0"/>
+              <w:rPr>
+                <w:rFonts w:hint="default"/>
+              </w:rPr>
+            </w:pPr>
+            <w:r>
+              <w:rPr>
+                <w:rFonts w:hint="default"/>
+                <w:lang w:val="en-US" w:eastAsia="zh-CN"/>
+              </w:rPr>
+              <w:t>预期结果</w:t>
+            </w:r>
+          </w:p>
+        </w:tc>
+      </w:tr>
+      <w:tr>
+        <w:tblPrEx>
+          <w:tblBorders>
+            <w:top w:val="single" w:color="auto" w:sz="8" w:space="0"/>
+            <w:left w:val="none" w:color="auto" w:sz="0" w:space="0"/>
+            <w:bottom w:val="single" w:color="auto" w:sz="8" w:space="0"/>
+            <w:right w:val="none" w:color="auto" w:sz="0" w:space="0"/>
+            <w:insideH w:val="none" w:color="auto" w:sz="0" w:space="0"/>
+            <w:insideV w:val="none" w:color="auto" w:sz="0" w:space="0"/>
+          </w:tblBorders>
           <w:tblCellMar>
             <w:top w:w="0" w:type="dxa"/>
             <w:left w:w="108" w:type="dxa"/>
@@ -45131,24 +45252,151 @@
           <w:tcPr>
             <w:tcW w:w="1096" w:type="dxa"/>
             <w:tcBorders>
-              <w:bottom w:val="single" w:color="auto" w:sz="6" w:space="0"/>
+              <w:top w:val="single" w:color="auto" w:sz="6" w:space="0"/>
+            </w:tcBorders>
+            <w:shd w:val="clear" w:color="auto" w:fill="FFFFFF"/>
+            <w:vAlign w:val="top"/>
+          </w:tcPr>
+          <w:p>
+            <w:pPr>
+              <w:pStyle w:val="26"/>
+              <w:bidi w:val="0"/>
+              <w:rPr>
+                <w:rFonts w:hint="default"/>
+              </w:rPr>
+            </w:pPr>
+            <w:r>
+              <w:rPr>
+                <w:rFonts w:hint="default"/>
+                <w:lang w:val="en-US" w:eastAsia="zh-CN"/>
+              </w:rPr>
+              <w:t>TC-001</w:t>
+            </w:r>
+          </w:p>
+        </w:tc>
+        <w:tc>
+          <w:tcPr>
+            <w:tcW w:w="1104" w:type="dxa"/>
+            <w:tcBorders>
+              <w:top w:val="single" w:color="auto" w:sz="6" w:space="0"/>
+            </w:tcBorders>
+            <w:shd w:val="clear" w:color="auto" w:fill="FFFFFF"/>
+            <w:vAlign w:val="top"/>
+          </w:tcPr>
+          <w:p>
+            <w:pPr>
+              <w:pStyle w:val="26"/>
+              <w:bidi w:val="0"/>
+              <w:rPr>
+                <w:rFonts w:hint="default"/>
+              </w:rPr>
+            </w:pPr>
+            <w:r>
+              <w:rPr>
+                <w:rFonts w:hint="default"/>
+                <w:lang w:val="en-US" w:eastAsia="zh-CN"/>
+              </w:rPr>
+              <w:t>用户认证</w:t>
+            </w:r>
+          </w:p>
+        </w:tc>
+        <w:tc>
+          <w:tcPr>
+            <w:tcW w:w="3009" w:type="dxa"/>
+            <w:tcBorders>
+              <w:top w:val="single" w:color="auto" w:sz="6" w:space="0"/>
+            </w:tcBorders>
+            <w:shd w:val="clear" w:color="auto" w:fill="FFFFFF"/>
+            <w:vAlign w:val="top"/>
+          </w:tcPr>
+          <w:p>
+            <w:pPr>
+              <w:pStyle w:val="26"/>
+              <w:bidi w:val="0"/>
+              <w:rPr>
+                <w:rFonts w:hint="default"/>
+              </w:rPr>
+            </w:pPr>
+            <w:r>
+              <w:rPr>
+                <w:rFonts w:hint="default"/>
+                <w:lang w:val="en-US" w:eastAsia="zh-CN"/>
+              </w:rPr>
+              <w:t>注册并使用正确账号登录</w:t>
+            </w:r>
+          </w:p>
+        </w:tc>
+        <w:tc>
+          <w:tcPr>
+            <w:tcW w:w="0" w:type="auto"/>
+            <w:tcBorders>
+              <w:top w:val="single" w:color="auto" w:sz="6" w:space="0"/>
+            </w:tcBorders>
+            <w:shd w:val="clear" w:color="auto" w:fill="FFFFFF"/>
+            <w:vAlign w:val="top"/>
+          </w:tcPr>
+          <w:p>
+            <w:pPr>
+              <w:pStyle w:val="26"/>
+              <w:bidi w:val="0"/>
+              <w:rPr>
+                <w:rFonts w:hint="default"/>
+              </w:rPr>
+            </w:pPr>
+            <w:r>
+              <w:rPr>
+                <w:rFonts w:hint="default"/>
+                <w:lang w:val="en-US" w:eastAsia="zh-CN"/>
+              </w:rPr>
+              <w:t>注册成功，登录后返回Token</w:t>
+            </w:r>
+          </w:p>
+        </w:tc>
+      </w:tr>
+      <w:tr>
+        <w:tblPrEx>
+          <w:tblBorders>
+            <w:top w:val="single" w:color="auto" w:sz="8" w:space="0"/>
+            <w:left w:val="none" w:color="auto" w:sz="0" w:space="0"/>
+            <w:bottom w:val="single" w:color="auto" w:sz="8" w:space="0"/>
+            <w:right w:val="none" w:color="auto" w:sz="0" w:space="0"/>
+            <w:insideH w:val="none" w:color="auto" w:sz="0" w:space="0"/>
+            <w:insideV w:val="none" w:color="auto" w:sz="0" w:space="0"/>
+          </w:tblBorders>
+          <w:tblCellMar>
+            <w:top w:w="0" w:type="dxa"/>
+            <w:left w:w="108" w:type="dxa"/>
+            <w:bottom w:w="0" w:type="dxa"/>
+            <w:right w:w="108" w:type="dxa"/>
+          </w:tblCellMar>
+        </w:tblPrEx>
+        <w:trPr>
+          <w:trHeight w:val="471" w:hRule="atLeast"/>
+        </w:trPr>
+        <w:tc>
+          <w:tcPr>
+            <w:tcW w:w="1096" w:type="dxa"/>
+            <w:tcBorders>
               <w:tl2br w:val="nil"/>
               <w:tr2bl w:val="nil"/>
             </w:tcBorders>
             <w:shd w:val="clear" w:color="auto" w:fill="FFFFFF"/>
-            <w:vAlign w:val="center"/>
+            <w:vAlign w:val="top"/>
           </w:tcPr>
           <w:p>
             <w:pPr>
               <w:pStyle w:val="26"/>
               <w:bidi w:val="0"/>
+              <w:rPr>
+                <w:rFonts w:hint="default"/>
+              </w:rPr>
             </w:pPr>
             <w:r>
               <w:rPr>
                 <w:rFonts w:hint="default"/>
                 <w:lang w:val="en-US" w:eastAsia="zh-CN"/>
               </w:rPr>
-              <w:t>用例编号</w:t>
+              <w:t>TC-002</w:t>
             </w:r>
           </w:p>
         </w:tc>
@@ -45156,12 +45404,11 @@
           <w:tcPr>
             <w:tcW w:w="1104" w:type="dxa"/>
             <w:tcBorders>
-              <w:bottom w:val="single" w:color="auto" w:sz="6" w:space="0"/>
               <w:tl2br w:val="nil"/>
               <w:tr2bl w:val="nil"/>
             </w:tcBorders>
             <w:shd w:val="clear" w:color="auto" w:fill="FFFFFF"/>
-            <w:vAlign w:val="center"/>
+            <w:vAlign w:val="top"/>
           </w:tcPr>
           <w:p>
             <w:pPr>
@@ -45176,7 +45423,7 @@
                 <w:rFonts w:hint="default"/>
                 <w:lang w:val="en-US" w:eastAsia="zh-CN"/>
               </w:rPr>
-              <w:t>测试功能</w:t>
+              <w:t>密码找回</w:t>
             </w:r>
           </w:p>
         </w:tc>
@@ -45184,12 +45431,11 @@
           <w:tcPr>
             <w:tcW w:w="3009" w:type="dxa"/>
             <w:tcBorders>
-              <w:bottom w:val="single" w:color="auto" w:sz="6" w:space="0"/>
               <w:tl2br w:val="nil"/>
               <w:tr2bl w:val="nil"/>
             </w:tcBorders>
             <w:shd w:val="clear" w:color="auto" w:fill="FFFFFF"/>
-            <w:vAlign w:val="center"/>
+            <w:vAlign w:val="top"/>
           </w:tcPr>
           <w:p>
             <w:pPr>
@@ -45204,7 +45450,7 @@
                 <w:rFonts w:hint="default"/>
                 <w:lang w:val="en-US" w:eastAsia="zh-CN"/>
               </w:rPr>
-              <w:t>输入或操作</w:t>
+              <w:t>输入正确密保答案设置新密码</w:t>
             </w:r>
           </w:p>
         </w:tc>
@@ -45212,12 +45458,11 @@
           <w:tcPr>
             <w:tcW w:w="0" w:type="auto"/>
             <w:tcBorders>
-              <w:bottom w:val="single" w:color="auto" w:sz="6" w:space="0"/>
               <w:tl2br w:val="nil"/>
               <w:tr2bl w:val="nil"/>
             </w:tcBorders>
             <w:shd w:val="clear" w:color="auto" w:fill="FFFFFF"/>
-            <w:vAlign w:val="center"/>
+            <w:vAlign w:val="top"/>
           </w:tcPr>
           <w:p>
             <w:pPr>
@@ -45232,7 +45477,7 @@
                 <w:rFonts w:hint="default"/>
                 <w:lang w:val="en-US" w:eastAsia="zh-CN"/>
               </w:rPr>
-              <w:t>预期结果</w:t>
+              <w:t>密码重置成功</w:t>
             </w:r>
           </w:p>
         </w:tc>
@@ -45262,260 +45507,6 @@
           <w:tcPr>
             <w:tcW w:w="1096" w:type="dxa"/>
             <w:tcBorders>
-              <w:top w:val="single" w:color="auto" w:sz="6" w:space="0"/>
-            </w:tcBorders>
-            <w:shd w:val="clear" w:color="auto" w:fill="FFFFFF"/>
-            <w:vAlign w:val="top"/>
-          </w:tcPr>
-          <w:p>
-            <w:pPr>
-              <w:pStyle w:val="26"/>
-              <w:bidi w:val="0"/>
-              <w:rPr>
-                <w:rFonts w:hint="default"/>
-              </w:rPr>
-            </w:pPr>
-            <w:r>
-              <w:rPr>
-                <w:rFonts w:hint="default"/>
-                <w:lang w:val="en-US" w:eastAsia="zh-CN"/>
-              </w:rPr>
-              <w:t>TC-001</w:t>
-            </w:r>
-          </w:p>
-        </w:tc>
-        <w:tc>
-          <w:tcPr>
-            <w:tcW w:w="1104" w:type="dxa"/>
-            <w:tcBorders>
-              <w:top w:val="single" w:color="auto" w:sz="6" w:space="0"/>
-            </w:tcBorders>
-            <w:shd w:val="clear" w:color="auto" w:fill="FFFFFF"/>
-            <w:vAlign w:val="top"/>
-          </w:tcPr>
-          <w:p>
-            <w:pPr>
-              <w:pStyle w:val="26"/>
-              <w:bidi w:val="0"/>
-              <w:rPr>
-                <w:rFonts w:hint="default"/>
-              </w:rPr>
-            </w:pPr>
-            <w:r>
-              <w:rPr>
-                <w:rFonts w:hint="default"/>
-                <w:lang w:val="en-US" w:eastAsia="zh-CN"/>
-              </w:rPr>
-              <w:t>用户认证</w:t>
-            </w:r>
-          </w:p>
-        </w:tc>
-        <w:tc>
-          <w:tcPr>
-            <w:tcW w:w="3009" w:type="dxa"/>
-            <w:tcBorders>
-              <w:top w:val="single" w:color="auto" w:sz="6" w:space="0"/>
-            </w:tcBorders>
-            <w:shd w:val="clear" w:color="auto" w:fill="FFFFFF"/>
-            <w:vAlign w:val="top"/>
-          </w:tcPr>
-          <w:p>
-            <w:pPr>
-              <w:pStyle w:val="26"/>
-              <w:bidi w:val="0"/>
-              <w:rPr>
-                <w:rFonts w:hint="default"/>
-              </w:rPr>
-            </w:pPr>
-            <w:r>
-              <w:rPr>
-                <w:rFonts w:hint="default"/>
-                <w:lang w:val="en-US" w:eastAsia="zh-CN"/>
-              </w:rPr>
-              <w:t>注册并使用正确账号登录</w:t>
-            </w:r>
-          </w:p>
-        </w:tc>
-        <w:tc>
-          <w:tcPr>
-            <w:tcW w:w="0" w:type="auto"/>
-            <w:tcBorders>
-              <w:top w:val="single" w:color="auto" w:sz="6" w:space="0"/>
-            </w:tcBorders>
-            <w:shd w:val="clear" w:color="auto" w:fill="FFFFFF"/>
-            <w:vAlign w:val="top"/>
-          </w:tcPr>
-          <w:p>
-            <w:pPr>
-              <w:pStyle w:val="26"/>
-              <w:bidi w:val="0"/>
-              <w:rPr>
-                <w:rFonts w:hint="default"/>
-              </w:rPr>
-            </w:pPr>
-            <w:r>
-              <w:rPr>
-                <w:rFonts w:hint="default"/>
-                <w:lang w:val="en-US" w:eastAsia="zh-CN"/>
-              </w:rPr>
-              <w:t>注册成功，登录后返回Token</w:t>
-            </w:r>
-          </w:p>
-        </w:tc>
-      </w:tr>
-      <w:tr>
-        <w:tblPrEx>
-          <w:tblBorders>
-            <w:top w:val="single" w:color="auto" w:sz="8" w:space="0"/>
-            <w:left w:val="none" w:color="auto" w:sz="0" w:space="0"/>
-            <w:bottom w:val="single" w:color="auto" w:sz="8" w:space="0"/>
-            <w:right w:val="none" w:color="auto" w:sz="0" w:space="0"/>
-            <w:insideH w:val="none" w:color="auto" w:sz="0" w:space="0"/>
-            <w:insideV w:val="none" w:color="auto" w:sz="0" w:space="0"/>
-          </w:tblBorders>
-          <w:tblCellMar>
-            <w:top w:w="0" w:type="dxa"/>
-            <w:left w:w="108" w:type="dxa"/>
-            <w:bottom w:w="0" w:type="dxa"/>
-            <w:right w:w="108" w:type="dxa"/>
-          </w:tblCellMar>
-        </w:tblPrEx>
-        <w:trPr>
-          <w:trHeight w:val="471" w:hRule="atLeast"/>
-        </w:trPr>
-        <w:tc>
-          <w:tcPr>
-            <w:tcW w:w="1096" w:type="dxa"/>
-            <w:tcBorders>
-              <w:tl2br w:val="nil"/>
-              <w:tr2bl w:val="nil"/>
-            </w:tcBorders>
-            <w:shd w:val="clear" w:color="auto" w:fill="FFFFFF"/>
-            <w:vAlign w:val="top"/>
-          </w:tcPr>
-          <w:p>
-            <w:pPr>
-              <w:pStyle w:val="26"/>
-              <w:bidi w:val="0"/>
-              <w:rPr>
-                <w:rFonts w:hint="default"/>
-              </w:rPr>
-            </w:pPr>
-            <w:r>
-              <w:rPr>
-                <w:rFonts w:hint="default"/>
-                <w:lang w:val="en-US" w:eastAsia="zh-CN"/>
-              </w:rPr>
-              <w:t>TC-002</w:t>
-            </w:r>
-          </w:p>
-        </w:tc>
-        <w:tc>
-          <w:tcPr>
-            <w:tcW w:w="1104" w:type="dxa"/>
-            <w:tcBorders>
-              <w:tl2br w:val="nil"/>
-              <w:tr2bl w:val="nil"/>
-            </w:tcBorders>
-            <w:shd w:val="clear" w:color="auto" w:fill="FFFFFF"/>
-            <w:vAlign w:val="top"/>
-          </w:tcPr>
-          <w:p>
-            <w:pPr>
-              <w:pStyle w:val="26"/>
-              <w:bidi w:val="0"/>
-              <w:rPr>
-                <w:rFonts w:hint="default"/>
-              </w:rPr>
-            </w:pPr>
-            <w:r>
-              <w:rPr>
-                <w:rFonts w:hint="default"/>
-                <w:lang w:val="en-US" w:eastAsia="zh-CN"/>
-              </w:rPr>
-              <w:t>密码找回</w:t>
-            </w:r>
-          </w:p>
-        </w:tc>
-        <w:tc>
-          <w:tcPr>
-            <w:tcW w:w="3009" w:type="dxa"/>
-            <w:tcBorders>
-              <w:tl2br w:val="nil"/>
-              <w:tr2bl w:val="nil"/>
-            </w:tcBorders>
-            <w:shd w:val="clear" w:color="auto" w:fill="FFFFFF"/>
-            <w:vAlign w:val="top"/>
-          </w:tcPr>
-          <w:p>
-            <w:pPr>
-              <w:pStyle w:val="26"/>
-              <w:bidi w:val="0"/>
-              <w:rPr>
-                <w:rFonts w:hint="default"/>
-              </w:rPr>
-            </w:pPr>
-            <w:r>
-              <w:rPr>
-                <w:rFonts w:hint="default"/>
-                <w:lang w:val="en-US" w:eastAsia="zh-CN"/>
-              </w:rPr>
-              <w:t>输入正确密保答案设置新密码</w:t>
-            </w:r>
-          </w:p>
-        </w:tc>
-        <w:tc>
-          <w:tcPr>
-            <w:tcW w:w="0" w:type="auto"/>
-            <w:tcBorders>
-              <w:tl2br w:val="nil"/>
-              <w:tr2bl w:val="nil"/>
-            </w:tcBorders>
-            <w:shd w:val="clear" w:color="auto" w:fill="FFFFFF"/>
-            <w:vAlign w:val="top"/>
-          </w:tcPr>
-          <w:p>
-            <w:pPr>
-              <w:pStyle w:val="26"/>
-              <w:bidi w:val="0"/>
-              <w:rPr>
-                <w:rFonts w:hint="default"/>
-              </w:rPr>
-            </w:pPr>
-            <w:r>
-              <w:rPr>
-                <w:rFonts w:hint="default"/>
-                <w:lang w:val="en-US" w:eastAsia="zh-CN"/>
-              </w:rPr>
-              <w:t>密码重置成功</w:t>
-            </w:r>
-          </w:p>
-        </w:tc>
-      </w:tr>
-      <w:tr>
-        <w:tblPrEx>
-          <w:tblBorders>
-            <w:top w:val="single" w:color="auto" w:sz="8" w:space="0"/>
-            <w:left w:val="none" w:color="auto" w:sz="0" w:space="0"/>
-            <w:bottom w:val="single" w:color="auto" w:sz="8" w:space="0"/>
-            <w:right w:val="none" w:color="auto" w:sz="0" w:space="0"/>
-            <w:insideH w:val="none" w:color="auto" w:sz="0" w:space="0"/>
-            <w:insideV w:val="none" w:color="auto" w:sz="0" w:space="0"/>
-          </w:tblBorders>
-          <w:tblCellMar>
-            <w:top w:w="0" w:type="dxa"/>
-            <w:left w:w="108" w:type="dxa"/>
-            <w:bottom w:w="0" w:type="dxa"/>
-            <w:right w:w="108" w:type="dxa"/>
-          </w:tblCellMar>
-        </w:tblPrEx>
-        <w:trPr>
-          <w:trHeight w:val="471" w:hRule="atLeast"/>
-        </w:trPr>
-        <w:tc>
-          <w:tcPr>
-            <w:tcW w:w="1096" w:type="dxa"/>
-            <w:tcBorders>
               <w:tl2br w:val="nil"/>
               <w:tr2bl w:val="nil"/>
             </w:tcBorders>
@@ -45761,7 +45752,6 @@
             <w:insideH w:val="none" w:color="auto" w:sz="0" w:space="0"/>
             <w:insideV w:val="none" w:color="auto" w:sz="0" w:space="0"/>
           </w:tblBorders>
-          <w:shd w:val="clear" w:color="auto" w:fill="auto"/>
           <w:tblCellMar>
             <w:top w:w="0" w:type="dxa"/>
             <w:left w:w="108" w:type="dxa"/>
@@ -46149,7 +46139,6 @@
             <w:insideH w:val="none" w:color="auto" w:sz="0" w:space="0"/>
             <w:insideV w:val="none" w:color="auto" w:sz="0" w:space="0"/>
           </w:tblBorders>
-          <w:shd w:val="clear" w:color="auto" w:fill="auto"/>
           <w:tblCellMar>
             <w:top w:w="0" w:type="dxa"/>
             <w:left w:w="108" w:type="dxa"/>
@@ -46360,12 +46349,6 @@
             <w:insideV w:val="none" w:color="auto" w:sz="0" w:space="0"/>
           </w:tblBorders>
           <w:shd w:val="clear" w:color="auto" w:fill="auto"/>
-          <w:tblCellMar>
-            <w:top w:w="0" w:type="dxa"/>
-            <w:left w:w="108" w:type="dxa"/>
-            <w:bottom w:w="0" w:type="dxa"/>
-            <w:right w:w="108" w:type="dxa"/>
-          </w:tblCellMar>
         </w:tblPrEx>
         <w:trPr>
           <w:trHeight w:val="170" w:hRule="atLeast"/>
